--- a/courses/3/project-management/dist/reports/PM_practice-03_report-template.docx
+++ b/courses/3/project-management/dist/reports/PM_practice-03_report-template.docx
@@ -39,19 +39,6 @@
           <w:sz w:val="24"/>
         </w:rPr>
         <w:t>WBS и диаграмма Ганта в Excel</w:t>
-      </w:r>
-    </w:p>
-    <w:p>
-      <w:pPr>
-        <w:jc w:val="center"/>
-      </w:pPr>
-      <w:r>
-        <w:rPr>
-          <w:b w:val="0"/>
-          <w:i/>
-          <w:sz w:val="24"/>
-        </w:rPr>
-        <w:t>Продолжительность: 180 минут</w:t>
       </w:r>
     </w:p>
     <w:p/>
@@ -107,6 +94,15 @@
       </w:r>
     </w:p>
     <w:p/>
+    <w:p>
+      <w:r>
+        <w:rPr>
+          <w:b/>
+          <w:sz w:val="24"/>
+        </w:rPr>
+        <w:t>Ход работы</w:t>
+      </w:r>
+    </w:p>
     <w:p>
       <w:r>
         <w:rPr>

--- a/courses/3/project-management/dist/reports/PM_practice-03_report-template.docx
+++ b/courses/3/project-management/dist/reports/PM_practice-03_report-template.docx
@@ -4,10 +4,13 @@
   <w:body>
     <w:p>
       <w:pPr>
+        <w:spacing w:line="360" w:lineRule="auto" w:before="0" w:after="0"/>
+        <w:ind w:firstLine="0"/>
         <w:jc w:val="center"/>
       </w:pPr>
       <w:r>
         <w:rPr>
+          <w:rFonts w:ascii="Times New Roman" w:hAnsi="Times New Roman" w:eastAsia="Times New Roman" w:cs="Times New Roman"/>
           <w:b/>
           <w:i w:val="0"/>
           <w:sz w:val="28"/>
@@ -17,108 +20,171 @@
     </w:p>
     <w:p>
       <w:pPr>
+        <w:spacing w:line="360" w:lineRule="auto" w:before="0" w:after="0"/>
+        <w:ind w:firstLine="0"/>
         <w:jc w:val="center"/>
       </w:pPr>
       <w:r>
         <w:rPr>
+          <w:rFonts w:ascii="Times New Roman" w:hAnsi="Times New Roman" w:eastAsia="Times New Roman" w:cs="Times New Roman"/>
           <w:b/>
           <w:i w:val="0"/>
-          <w:sz w:val="26"/>
+          <w:sz w:val="28"/>
         </w:rPr>
         <w:t>Практическая работа 3</w:t>
       </w:r>
     </w:p>
     <w:p>
       <w:pPr>
+        <w:spacing w:line="360" w:lineRule="auto" w:before="0" w:after="0"/>
+        <w:ind w:firstLine="0"/>
         <w:jc w:val="center"/>
       </w:pPr>
       <w:r>
         <w:rPr>
+          <w:rFonts w:ascii="Times New Roman" w:hAnsi="Times New Roman" w:eastAsia="Times New Roman" w:cs="Times New Roman"/>
           <w:b w:val="0"/>
           <w:i w:val="0"/>
-          <w:sz w:val="24"/>
+          <w:sz w:val="28"/>
         </w:rPr>
         <w:t>WBS и диаграмма Ганта в Excel</w:t>
       </w:r>
     </w:p>
     <w:p/>
     <w:p>
+      <w:pPr>
+        <w:spacing w:line="360" w:lineRule="auto" w:before="0" w:after="0"/>
+        <w:ind w:firstLine="0"/>
+        <w:jc w:val="left"/>
+      </w:pPr>
       <w:r>
         <w:rPr>
+          <w:rFonts w:ascii="Times New Roman" w:hAnsi="Times New Roman" w:eastAsia="Times New Roman" w:cs="Times New Roman"/>
           <w:b w:val="0"/>
           <w:i w:val="0"/>
-          <w:sz w:val="24"/>
+          <w:sz w:val="28"/>
         </w:rPr>
         <w:t>ФИО студента: ______________________________________</w:t>
       </w:r>
     </w:p>
     <w:p>
+      <w:pPr>
+        <w:spacing w:line="360" w:lineRule="auto" w:before="0" w:after="0"/>
+        <w:ind w:firstLine="0"/>
+        <w:jc w:val="left"/>
+      </w:pPr>
       <w:r>
         <w:rPr>
+          <w:rFonts w:ascii="Times New Roman" w:hAnsi="Times New Roman" w:eastAsia="Times New Roman" w:cs="Times New Roman"/>
           <w:b w:val="0"/>
           <w:i w:val="0"/>
-          <w:sz w:val="24"/>
+          <w:sz w:val="28"/>
         </w:rPr>
         <w:t>Группа: ______________________  Дата: _______________</w:t>
       </w:r>
     </w:p>
     <w:p>
+      <w:pPr>
+        <w:spacing w:line="360" w:lineRule="auto" w:before="0" w:after="0"/>
+        <w:ind w:firstLine="0"/>
+        <w:jc w:val="left"/>
+      </w:pPr>
       <w:r>
         <w:rPr>
+          <w:rFonts w:ascii="Times New Roman" w:hAnsi="Times New Roman" w:eastAsia="Times New Roman" w:cs="Times New Roman"/>
           <w:b w:val="0"/>
           <w:i w:val="0"/>
-          <w:sz w:val="24"/>
+          <w:sz w:val="28"/>
         </w:rPr>
         <w:t>Проект: ____________________________________________</w:t>
       </w:r>
     </w:p>
     <w:p/>
     <w:p>
+      <w:pPr>
+        <w:pStyle w:val="Heading1"/>
+        <w:keepNext/>
+        <w:keepLines/>
+        <w:spacing w:line="240" w:lineRule="auto" w:before="240" w:after="0"/>
+        <w:ind w:left="0" w:firstLine="0"/>
+        <w:jc w:val="both"/>
+      </w:pPr>
       <w:r>
         <w:rPr>
-          <w:b/>
+          <w:rFonts w:ascii="Times New Roman" w:hAnsi="Times New Roman" w:eastAsia="Times New Roman" w:cs="Times New Roman"/>
+          <w:b w:val="0"/>
           <w:i w:val="0"/>
-          <w:sz w:val="24"/>
+          <w:sz w:val="28"/>
         </w:rPr>
         <w:t>Цель работы</w:t>
       </w:r>
     </w:p>
     <w:p>
+      <w:pPr>
+        <w:spacing w:line="360" w:lineRule="auto" w:before="0" w:after="0"/>
+        <w:ind w:firstLine="709"/>
+        <w:jc w:val="both"/>
+      </w:pPr>
       <w:r>
         <w:rPr>
+          <w:rFonts w:ascii="Times New Roman" w:hAnsi="Times New Roman" w:eastAsia="Times New Roman" w:cs="Times New Roman"/>
           <w:b w:val="0"/>
           <w:i w:val="0"/>
-          <w:sz w:val="24"/>
+          <w:sz w:val="28"/>
         </w:rPr>
         <w:t>Собрать и проверить проектный документ так, чтобы его мог понять новый участник команды и комиссия. Все решения должны опираться на числа и проверяемые факты.</w:t>
       </w:r>
     </w:p>
     <w:p/>
     <w:p>
+      <w:pPr>
+        <w:pStyle w:val="Heading1"/>
+        <w:keepNext/>
+        <w:keepLines/>
+        <w:spacing w:line="240" w:lineRule="auto" w:before="240" w:after="0"/>
+        <w:ind w:left="0" w:firstLine="0"/>
+        <w:jc w:val="both"/>
+      </w:pPr>
       <w:r>
         <w:rPr>
-          <w:b/>
-          <w:sz w:val="24"/>
+          <w:rFonts w:ascii="Times New Roman" w:hAnsi="Times New Roman" w:eastAsia="Times New Roman" w:cs="Times New Roman"/>
+          <w:b w:val="0"/>
+          <w:sz w:val="28"/>
         </w:rPr>
         <w:t>Ход работы</w:t>
       </w:r>
     </w:p>
     <w:p>
+      <w:pPr>
+        <w:pStyle w:val="Heading2"/>
+        <w:keepNext/>
+        <w:keepLines/>
+        <w:spacing w:line="240" w:lineRule="auto" w:before="40" w:after="0"/>
+        <w:ind w:left="0" w:firstLine="0"/>
+        <w:jc w:val="left"/>
+      </w:pPr>
       <w:r>
         <w:rPr>
+          <w:rFonts w:ascii="Times New Roman" w:hAnsi="Times New Roman" w:eastAsia="Times New Roman" w:cs="Times New Roman"/>
           <w:b/>
           <w:i w:val="0"/>
-          <w:sz w:val="24"/>
+          <w:sz w:val="28"/>
         </w:rPr>
         <w:t>1. Дерево работ</w:t>
       </w:r>
     </w:p>
     <w:p>
+      <w:pPr>
+        <w:spacing w:line="360" w:lineRule="auto" w:before="0" w:after="0"/>
+        <w:ind w:firstLine="709"/>
+        <w:jc w:val="both"/>
+      </w:pPr>
       <w:r>
         <w:rPr>
+          <w:rFonts w:ascii="Times New Roman" w:hAnsi="Times New Roman" w:eastAsia="Times New Roman" w:cs="Times New Roman"/>
           <w:b w:val="0"/>
           <w:i w:val="0"/>
-          <w:sz w:val="24"/>
+          <w:sz w:val="28"/>
         </w:rPr>
         <w:t>Корень дерева это результат проекта. Ветви верхнего уровня это крупные результаты, листья это пакеты работ с измеримым результатом.</w:t>
       </w:r>
@@ -127,6 +193,7 @@
       <w:tblPr>
         <w:tblStyle w:val="TableGrid"/>
         <w:tblW w:type="auto" w:w="0"/>
+        <w:tblLayout w:type="autofit"/>
         <w:tblLook w:firstColumn="1" w:firstRow="1" w:lastColumn="0" w:lastRow="0" w:noHBand="0" w:noVBand="1" w:val="04A0"/>
       </w:tblPr>
       <w:tblGrid>
@@ -143,10 +210,16 @@
             <w:tcW w:type="dxa" w:w="1440"/>
           </w:tcPr>
           <w:p>
+            <w:pPr>
+              <w:spacing w:line="360" w:lineRule="auto" w:before="0" w:after="0"/>
+              <w:ind w:firstLine="0"/>
+              <w:jc w:val="center"/>
+            </w:pPr>
             <w:r>
               <w:rPr>
+                <w:rFonts w:ascii="Times New Roman" w:hAnsi="Times New Roman" w:eastAsia="Times New Roman" w:cs="Times New Roman"/>
                 <w:b/>
-                <w:sz w:val="18"/>
+                <w:sz w:val="22"/>
               </w:rPr>
               <w:t>Код</w:t>
             </w:r>
@@ -157,10 +230,16 @@
             <w:tcW w:type="dxa" w:w="1440"/>
           </w:tcPr>
           <w:p>
+            <w:pPr>
+              <w:spacing w:line="360" w:lineRule="auto" w:before="0" w:after="0"/>
+              <w:ind w:firstLine="0"/>
+              <w:jc w:val="center"/>
+            </w:pPr>
             <w:r>
               <w:rPr>
+                <w:rFonts w:ascii="Times New Roman" w:hAnsi="Times New Roman" w:eastAsia="Times New Roman" w:cs="Times New Roman"/>
                 <w:b/>
-                <w:sz w:val="18"/>
+                <w:sz w:val="22"/>
               </w:rPr>
               <w:t>Уровень</w:t>
             </w:r>
@@ -171,10 +250,16 @@
             <w:tcW w:type="dxa" w:w="1440"/>
           </w:tcPr>
           <w:p>
+            <w:pPr>
+              <w:spacing w:line="360" w:lineRule="auto" w:before="0" w:after="0"/>
+              <w:ind w:firstLine="0"/>
+              <w:jc w:val="center"/>
+            </w:pPr>
             <w:r>
               <w:rPr>
+                <w:rFonts w:ascii="Times New Roman" w:hAnsi="Times New Roman" w:eastAsia="Times New Roman" w:cs="Times New Roman"/>
                 <w:b/>
-                <w:sz w:val="18"/>
+                <w:sz w:val="22"/>
               </w:rPr>
               <w:t>Название</w:t>
             </w:r>
@@ -185,10 +270,16 @@
             <w:tcW w:type="dxa" w:w="1440"/>
           </w:tcPr>
           <w:p>
+            <w:pPr>
+              <w:spacing w:line="360" w:lineRule="auto" w:before="0" w:after="0"/>
+              <w:ind w:firstLine="0"/>
+              <w:jc w:val="center"/>
+            </w:pPr>
             <w:r>
               <w:rPr>
+                <w:rFonts w:ascii="Times New Roman" w:hAnsi="Times New Roman" w:eastAsia="Times New Roman" w:cs="Times New Roman"/>
                 <w:b/>
-                <w:sz w:val="18"/>
+                <w:sz w:val="22"/>
               </w:rPr>
               <w:t>Результат пакета</w:t>
             </w:r>
@@ -199,10 +290,16 @@
             <w:tcW w:type="dxa" w:w="1440"/>
           </w:tcPr>
           <w:p>
+            <w:pPr>
+              <w:spacing w:line="360" w:lineRule="auto" w:before="0" w:after="0"/>
+              <w:ind w:firstLine="0"/>
+              <w:jc w:val="center"/>
+            </w:pPr>
             <w:r>
               <w:rPr>
+                <w:rFonts w:ascii="Times New Roman" w:hAnsi="Times New Roman" w:eastAsia="Times New Roman" w:cs="Times New Roman"/>
                 <w:b/>
-                <w:sz w:val="18"/>
+                <w:sz w:val="22"/>
               </w:rPr>
               <w:t>Ответственный</w:t>
             </w:r>
@@ -213,10 +310,16 @@
             <w:tcW w:type="dxa" w:w="1440"/>
           </w:tcPr>
           <w:p>
+            <w:pPr>
+              <w:spacing w:line="360" w:lineRule="auto" w:before="0" w:after="0"/>
+              <w:ind w:firstLine="0"/>
+              <w:jc w:val="center"/>
+            </w:pPr>
             <w:r>
               <w:rPr>
+                <w:rFonts w:ascii="Times New Roman" w:hAnsi="Times New Roman" w:eastAsia="Times New Roman" w:cs="Times New Roman"/>
                 <w:b/>
-                <w:sz w:val="18"/>
+                <w:sz w:val="22"/>
               </w:rPr>
               <w:t>Оценка, дни</w:t>
             </w:r>
@@ -229,9 +332,16 @@
             <w:tcW w:type="dxa" w:w="1440"/>
           </w:tcPr>
           <w:p>
+            <w:pPr>
+              <w:spacing w:line="360" w:lineRule="auto" w:before="0" w:after="0"/>
+              <w:ind w:firstLine="0"/>
+              <w:jc w:val="both"/>
+            </w:pPr>
             <w:r>
               <w:rPr>
-                <w:sz w:val="18"/>
+                <w:rFonts w:ascii="Times New Roman" w:hAnsi="Times New Roman" w:eastAsia="Times New Roman" w:cs="Times New Roman"/>
+                <w:b w:val="0"/>
+                <w:sz w:val="22"/>
               </w:rPr>
               <w:t>1</w:t>
             </w:r>
@@ -242,9 +352,16 @@
             <w:tcW w:type="dxa" w:w="1440"/>
           </w:tcPr>
           <w:p>
+            <w:pPr>
+              <w:spacing w:line="360" w:lineRule="auto" w:before="0" w:after="0"/>
+              <w:ind w:firstLine="0"/>
+              <w:jc w:val="both"/>
+            </w:pPr>
             <w:r>
               <w:rPr>
-                <w:sz w:val="18"/>
+                <w:rFonts w:ascii="Times New Roman" w:hAnsi="Times New Roman" w:eastAsia="Times New Roman" w:cs="Times New Roman"/>
+                <w:b w:val="0"/>
+                <w:sz w:val="22"/>
               </w:rPr>
               <w:t>1</w:t>
             </w:r>
@@ -255,9 +372,16 @@
             <w:tcW w:type="dxa" w:w="1440"/>
           </w:tcPr>
           <w:p>
+            <w:pPr>
+              <w:spacing w:line="360" w:lineRule="auto" w:before="0" w:after="0"/>
+              <w:ind w:firstLine="0"/>
+              <w:jc w:val="both"/>
+            </w:pPr>
             <w:r>
               <w:rPr>
-                <w:sz w:val="18"/>
+                <w:rFonts w:ascii="Times New Roman" w:hAnsi="Times New Roman" w:eastAsia="Times New Roman" w:cs="Times New Roman"/>
+                <w:b w:val="0"/>
+                <w:sz w:val="22"/>
               </w:rPr>
             </w:r>
           </w:p>
@@ -267,9 +391,16 @@
             <w:tcW w:type="dxa" w:w="1440"/>
           </w:tcPr>
           <w:p>
+            <w:pPr>
+              <w:spacing w:line="360" w:lineRule="auto" w:before="0" w:after="0"/>
+              <w:ind w:firstLine="0"/>
+              <w:jc w:val="both"/>
+            </w:pPr>
             <w:r>
               <w:rPr>
-                <w:sz w:val="18"/>
+                <w:rFonts w:ascii="Times New Roman" w:hAnsi="Times New Roman" w:eastAsia="Times New Roman" w:cs="Times New Roman"/>
+                <w:b w:val="0"/>
+                <w:sz w:val="22"/>
               </w:rPr>
             </w:r>
           </w:p>
@@ -279,9 +410,16 @@
             <w:tcW w:type="dxa" w:w="1440"/>
           </w:tcPr>
           <w:p>
+            <w:pPr>
+              <w:spacing w:line="360" w:lineRule="auto" w:before="0" w:after="0"/>
+              <w:ind w:firstLine="0"/>
+              <w:jc w:val="both"/>
+            </w:pPr>
             <w:r>
               <w:rPr>
-                <w:sz w:val="18"/>
+                <w:rFonts w:ascii="Times New Roman" w:hAnsi="Times New Roman" w:eastAsia="Times New Roman" w:cs="Times New Roman"/>
+                <w:b w:val="0"/>
+                <w:sz w:val="22"/>
               </w:rPr>
             </w:r>
           </w:p>
@@ -291,9 +429,16 @@
             <w:tcW w:type="dxa" w:w="1440"/>
           </w:tcPr>
           <w:p>
+            <w:pPr>
+              <w:spacing w:line="360" w:lineRule="auto" w:before="0" w:after="0"/>
+              <w:ind w:firstLine="0"/>
+              <w:jc w:val="both"/>
+            </w:pPr>
             <w:r>
               <w:rPr>
-                <w:sz w:val="18"/>
+                <w:rFonts w:ascii="Times New Roman" w:hAnsi="Times New Roman" w:eastAsia="Times New Roman" w:cs="Times New Roman"/>
+                <w:b w:val="0"/>
+                <w:sz w:val="22"/>
               </w:rPr>
             </w:r>
           </w:p>
@@ -305,9 +450,16 @@
             <w:tcW w:type="dxa" w:w="1440"/>
           </w:tcPr>
           <w:p>
+            <w:pPr>
+              <w:spacing w:line="360" w:lineRule="auto" w:before="0" w:after="0"/>
+              <w:ind w:firstLine="0"/>
+              <w:jc w:val="both"/>
+            </w:pPr>
             <w:r>
               <w:rPr>
-                <w:sz w:val="18"/>
+                <w:rFonts w:ascii="Times New Roman" w:hAnsi="Times New Roman" w:eastAsia="Times New Roman" w:cs="Times New Roman"/>
+                <w:b w:val="0"/>
+                <w:sz w:val="22"/>
               </w:rPr>
               <w:t>1.1</w:t>
             </w:r>
@@ -318,9 +470,16 @@
             <w:tcW w:type="dxa" w:w="1440"/>
           </w:tcPr>
           <w:p>
+            <w:pPr>
+              <w:spacing w:line="360" w:lineRule="auto" w:before="0" w:after="0"/>
+              <w:ind w:firstLine="0"/>
+              <w:jc w:val="both"/>
+            </w:pPr>
             <w:r>
               <w:rPr>
-                <w:sz w:val="18"/>
+                <w:rFonts w:ascii="Times New Roman" w:hAnsi="Times New Roman" w:eastAsia="Times New Roman" w:cs="Times New Roman"/>
+                <w:b w:val="0"/>
+                <w:sz w:val="22"/>
               </w:rPr>
               <w:t>2</w:t>
             </w:r>
@@ -331,9 +490,16 @@
             <w:tcW w:type="dxa" w:w="1440"/>
           </w:tcPr>
           <w:p>
+            <w:pPr>
+              <w:spacing w:line="360" w:lineRule="auto" w:before="0" w:after="0"/>
+              <w:ind w:firstLine="0"/>
+              <w:jc w:val="both"/>
+            </w:pPr>
             <w:r>
               <w:rPr>
-                <w:sz w:val="18"/>
+                <w:rFonts w:ascii="Times New Roman" w:hAnsi="Times New Roman" w:eastAsia="Times New Roman" w:cs="Times New Roman"/>
+                <w:b w:val="0"/>
+                <w:sz w:val="22"/>
               </w:rPr>
             </w:r>
           </w:p>
@@ -343,9 +509,16 @@
             <w:tcW w:type="dxa" w:w="1440"/>
           </w:tcPr>
           <w:p>
+            <w:pPr>
+              <w:spacing w:line="360" w:lineRule="auto" w:before="0" w:after="0"/>
+              <w:ind w:firstLine="0"/>
+              <w:jc w:val="both"/>
+            </w:pPr>
             <w:r>
               <w:rPr>
-                <w:sz w:val="18"/>
+                <w:rFonts w:ascii="Times New Roman" w:hAnsi="Times New Roman" w:eastAsia="Times New Roman" w:cs="Times New Roman"/>
+                <w:b w:val="0"/>
+                <w:sz w:val="22"/>
               </w:rPr>
             </w:r>
           </w:p>
@@ -355,9 +528,16 @@
             <w:tcW w:type="dxa" w:w="1440"/>
           </w:tcPr>
           <w:p>
+            <w:pPr>
+              <w:spacing w:line="360" w:lineRule="auto" w:before="0" w:after="0"/>
+              <w:ind w:firstLine="0"/>
+              <w:jc w:val="both"/>
+            </w:pPr>
             <w:r>
               <w:rPr>
-                <w:sz w:val="18"/>
+                <w:rFonts w:ascii="Times New Roman" w:hAnsi="Times New Roman" w:eastAsia="Times New Roman" w:cs="Times New Roman"/>
+                <w:b w:val="0"/>
+                <w:sz w:val="22"/>
               </w:rPr>
             </w:r>
           </w:p>
@@ -367,9 +547,16 @@
             <w:tcW w:type="dxa" w:w="1440"/>
           </w:tcPr>
           <w:p>
+            <w:pPr>
+              <w:spacing w:line="360" w:lineRule="auto" w:before="0" w:after="0"/>
+              <w:ind w:firstLine="0"/>
+              <w:jc w:val="both"/>
+            </w:pPr>
             <w:r>
               <w:rPr>
-                <w:sz w:val="18"/>
+                <w:rFonts w:ascii="Times New Roman" w:hAnsi="Times New Roman" w:eastAsia="Times New Roman" w:cs="Times New Roman"/>
+                <w:b w:val="0"/>
+                <w:sz w:val="22"/>
               </w:rPr>
             </w:r>
           </w:p>
@@ -381,9 +568,16 @@
             <w:tcW w:type="dxa" w:w="1440"/>
           </w:tcPr>
           <w:p>
+            <w:pPr>
+              <w:spacing w:line="360" w:lineRule="auto" w:before="0" w:after="0"/>
+              <w:ind w:firstLine="0"/>
+              <w:jc w:val="both"/>
+            </w:pPr>
             <w:r>
               <w:rPr>
-                <w:sz w:val="18"/>
+                <w:rFonts w:ascii="Times New Roman" w:hAnsi="Times New Roman" w:eastAsia="Times New Roman" w:cs="Times New Roman"/>
+                <w:b w:val="0"/>
+                <w:sz w:val="22"/>
               </w:rPr>
               <w:t>1.1.1</w:t>
             </w:r>
@@ -394,9 +588,16 @@
             <w:tcW w:type="dxa" w:w="1440"/>
           </w:tcPr>
           <w:p>
+            <w:pPr>
+              <w:spacing w:line="360" w:lineRule="auto" w:before="0" w:after="0"/>
+              <w:ind w:firstLine="0"/>
+              <w:jc w:val="both"/>
+            </w:pPr>
             <w:r>
               <w:rPr>
-                <w:sz w:val="18"/>
+                <w:rFonts w:ascii="Times New Roman" w:hAnsi="Times New Roman" w:eastAsia="Times New Roman" w:cs="Times New Roman"/>
+                <w:b w:val="0"/>
+                <w:sz w:val="22"/>
               </w:rPr>
               <w:t>3</w:t>
             </w:r>
@@ -407,9 +608,16 @@
             <w:tcW w:type="dxa" w:w="1440"/>
           </w:tcPr>
           <w:p>
+            <w:pPr>
+              <w:spacing w:line="360" w:lineRule="auto" w:before="0" w:after="0"/>
+              <w:ind w:firstLine="0"/>
+              <w:jc w:val="both"/>
+            </w:pPr>
             <w:r>
               <w:rPr>
-                <w:sz w:val="18"/>
+                <w:rFonts w:ascii="Times New Roman" w:hAnsi="Times New Roman" w:eastAsia="Times New Roman" w:cs="Times New Roman"/>
+                <w:b w:val="0"/>
+                <w:sz w:val="22"/>
               </w:rPr>
             </w:r>
           </w:p>
@@ -419,9 +627,16 @@
             <w:tcW w:type="dxa" w:w="1440"/>
           </w:tcPr>
           <w:p>
+            <w:pPr>
+              <w:spacing w:line="360" w:lineRule="auto" w:before="0" w:after="0"/>
+              <w:ind w:firstLine="0"/>
+              <w:jc w:val="both"/>
+            </w:pPr>
             <w:r>
               <w:rPr>
-                <w:sz w:val="18"/>
+                <w:rFonts w:ascii="Times New Roman" w:hAnsi="Times New Roman" w:eastAsia="Times New Roman" w:cs="Times New Roman"/>
+                <w:b w:val="0"/>
+                <w:sz w:val="22"/>
               </w:rPr>
             </w:r>
           </w:p>
@@ -431,9 +646,16 @@
             <w:tcW w:type="dxa" w:w="1440"/>
           </w:tcPr>
           <w:p>
+            <w:pPr>
+              <w:spacing w:line="360" w:lineRule="auto" w:before="0" w:after="0"/>
+              <w:ind w:firstLine="0"/>
+              <w:jc w:val="both"/>
+            </w:pPr>
             <w:r>
               <w:rPr>
-                <w:sz w:val="18"/>
+                <w:rFonts w:ascii="Times New Roman" w:hAnsi="Times New Roman" w:eastAsia="Times New Roman" w:cs="Times New Roman"/>
+                <w:b w:val="0"/>
+                <w:sz w:val="22"/>
               </w:rPr>
             </w:r>
           </w:p>
@@ -443,9 +665,16 @@
             <w:tcW w:type="dxa" w:w="1440"/>
           </w:tcPr>
           <w:p>
+            <w:pPr>
+              <w:spacing w:line="360" w:lineRule="auto" w:before="0" w:after="0"/>
+              <w:ind w:firstLine="0"/>
+              <w:jc w:val="both"/>
+            </w:pPr>
             <w:r>
               <w:rPr>
-                <w:sz w:val="18"/>
+                <w:rFonts w:ascii="Times New Roman" w:hAnsi="Times New Roman" w:eastAsia="Times New Roman" w:cs="Times New Roman"/>
+                <w:b w:val="0"/>
+                <w:sz w:val="22"/>
               </w:rPr>
             </w:r>
           </w:p>
@@ -457,9 +686,16 @@
             <w:tcW w:type="dxa" w:w="1440"/>
           </w:tcPr>
           <w:p>
+            <w:pPr>
+              <w:spacing w:line="360" w:lineRule="auto" w:before="0" w:after="0"/>
+              <w:ind w:firstLine="0"/>
+              <w:jc w:val="both"/>
+            </w:pPr>
             <w:r>
               <w:rPr>
-                <w:sz w:val="18"/>
+                <w:rFonts w:ascii="Times New Roman" w:hAnsi="Times New Roman" w:eastAsia="Times New Roman" w:cs="Times New Roman"/>
+                <w:b w:val="0"/>
+                <w:sz w:val="22"/>
               </w:rPr>
               <w:t>1.1.2</w:t>
             </w:r>
@@ -470,9 +706,16 @@
             <w:tcW w:type="dxa" w:w="1440"/>
           </w:tcPr>
           <w:p>
+            <w:pPr>
+              <w:spacing w:line="360" w:lineRule="auto" w:before="0" w:after="0"/>
+              <w:ind w:firstLine="0"/>
+              <w:jc w:val="both"/>
+            </w:pPr>
             <w:r>
               <w:rPr>
-                <w:sz w:val="18"/>
+                <w:rFonts w:ascii="Times New Roman" w:hAnsi="Times New Roman" w:eastAsia="Times New Roman" w:cs="Times New Roman"/>
+                <w:b w:val="0"/>
+                <w:sz w:val="22"/>
               </w:rPr>
               <w:t>3</w:t>
             </w:r>
@@ -483,9 +726,16 @@
             <w:tcW w:type="dxa" w:w="1440"/>
           </w:tcPr>
           <w:p>
+            <w:pPr>
+              <w:spacing w:line="360" w:lineRule="auto" w:before="0" w:after="0"/>
+              <w:ind w:firstLine="0"/>
+              <w:jc w:val="both"/>
+            </w:pPr>
             <w:r>
               <w:rPr>
-                <w:sz w:val="18"/>
+                <w:rFonts w:ascii="Times New Roman" w:hAnsi="Times New Roman" w:eastAsia="Times New Roman" w:cs="Times New Roman"/>
+                <w:b w:val="0"/>
+                <w:sz w:val="22"/>
               </w:rPr>
             </w:r>
           </w:p>
@@ -495,9 +745,16 @@
             <w:tcW w:type="dxa" w:w="1440"/>
           </w:tcPr>
           <w:p>
+            <w:pPr>
+              <w:spacing w:line="360" w:lineRule="auto" w:before="0" w:after="0"/>
+              <w:ind w:firstLine="0"/>
+              <w:jc w:val="both"/>
+            </w:pPr>
             <w:r>
               <w:rPr>
-                <w:sz w:val="18"/>
+                <w:rFonts w:ascii="Times New Roman" w:hAnsi="Times New Roman" w:eastAsia="Times New Roman" w:cs="Times New Roman"/>
+                <w:b w:val="0"/>
+                <w:sz w:val="22"/>
               </w:rPr>
             </w:r>
           </w:p>
@@ -507,9 +764,16 @@
             <w:tcW w:type="dxa" w:w="1440"/>
           </w:tcPr>
           <w:p>
+            <w:pPr>
+              <w:spacing w:line="360" w:lineRule="auto" w:before="0" w:after="0"/>
+              <w:ind w:firstLine="0"/>
+              <w:jc w:val="both"/>
+            </w:pPr>
             <w:r>
               <w:rPr>
-                <w:sz w:val="18"/>
+                <w:rFonts w:ascii="Times New Roman" w:hAnsi="Times New Roman" w:eastAsia="Times New Roman" w:cs="Times New Roman"/>
+                <w:b w:val="0"/>
+                <w:sz w:val="22"/>
               </w:rPr>
             </w:r>
           </w:p>
@@ -519,9 +783,16 @@
             <w:tcW w:type="dxa" w:w="1440"/>
           </w:tcPr>
           <w:p>
+            <w:pPr>
+              <w:spacing w:line="360" w:lineRule="auto" w:before="0" w:after="0"/>
+              <w:ind w:firstLine="0"/>
+              <w:jc w:val="both"/>
+            </w:pPr>
             <w:r>
               <w:rPr>
-                <w:sz w:val="18"/>
+                <w:rFonts w:ascii="Times New Roman" w:hAnsi="Times New Roman" w:eastAsia="Times New Roman" w:cs="Times New Roman"/>
+                <w:b w:val="0"/>
+                <w:sz w:val="22"/>
               </w:rPr>
             </w:r>
           </w:p>
@@ -533,9 +804,16 @@
             <w:tcW w:type="dxa" w:w="1440"/>
           </w:tcPr>
           <w:p>
+            <w:pPr>
+              <w:spacing w:line="360" w:lineRule="auto" w:before="0" w:after="0"/>
+              <w:ind w:firstLine="0"/>
+              <w:jc w:val="both"/>
+            </w:pPr>
             <w:r>
               <w:rPr>
-                <w:sz w:val="18"/>
+                <w:rFonts w:ascii="Times New Roman" w:hAnsi="Times New Roman" w:eastAsia="Times New Roman" w:cs="Times New Roman"/>
+                <w:b w:val="0"/>
+                <w:sz w:val="22"/>
               </w:rPr>
               <w:t>1.2</w:t>
             </w:r>
@@ -546,9 +824,16 @@
             <w:tcW w:type="dxa" w:w="1440"/>
           </w:tcPr>
           <w:p>
+            <w:pPr>
+              <w:spacing w:line="360" w:lineRule="auto" w:before="0" w:after="0"/>
+              <w:ind w:firstLine="0"/>
+              <w:jc w:val="both"/>
+            </w:pPr>
             <w:r>
               <w:rPr>
-                <w:sz w:val="18"/>
+                <w:rFonts w:ascii="Times New Roman" w:hAnsi="Times New Roman" w:eastAsia="Times New Roman" w:cs="Times New Roman"/>
+                <w:b w:val="0"/>
+                <w:sz w:val="22"/>
               </w:rPr>
               <w:t>2</w:t>
             </w:r>
@@ -559,9 +844,16 @@
             <w:tcW w:type="dxa" w:w="1440"/>
           </w:tcPr>
           <w:p>
+            <w:pPr>
+              <w:spacing w:line="360" w:lineRule="auto" w:before="0" w:after="0"/>
+              <w:ind w:firstLine="0"/>
+              <w:jc w:val="both"/>
+            </w:pPr>
             <w:r>
               <w:rPr>
-                <w:sz w:val="18"/>
+                <w:rFonts w:ascii="Times New Roman" w:hAnsi="Times New Roman" w:eastAsia="Times New Roman" w:cs="Times New Roman"/>
+                <w:b w:val="0"/>
+                <w:sz w:val="22"/>
               </w:rPr>
             </w:r>
           </w:p>
@@ -571,9 +863,16 @@
             <w:tcW w:type="dxa" w:w="1440"/>
           </w:tcPr>
           <w:p>
+            <w:pPr>
+              <w:spacing w:line="360" w:lineRule="auto" w:before="0" w:after="0"/>
+              <w:ind w:firstLine="0"/>
+              <w:jc w:val="both"/>
+            </w:pPr>
             <w:r>
               <w:rPr>
-                <w:sz w:val="18"/>
+                <w:rFonts w:ascii="Times New Roman" w:hAnsi="Times New Roman" w:eastAsia="Times New Roman" w:cs="Times New Roman"/>
+                <w:b w:val="0"/>
+                <w:sz w:val="22"/>
               </w:rPr>
             </w:r>
           </w:p>
@@ -583,9 +882,16 @@
             <w:tcW w:type="dxa" w:w="1440"/>
           </w:tcPr>
           <w:p>
+            <w:pPr>
+              <w:spacing w:line="360" w:lineRule="auto" w:before="0" w:after="0"/>
+              <w:ind w:firstLine="0"/>
+              <w:jc w:val="both"/>
+            </w:pPr>
             <w:r>
               <w:rPr>
-                <w:sz w:val="18"/>
+                <w:rFonts w:ascii="Times New Roman" w:hAnsi="Times New Roman" w:eastAsia="Times New Roman" w:cs="Times New Roman"/>
+                <w:b w:val="0"/>
+                <w:sz w:val="22"/>
               </w:rPr>
             </w:r>
           </w:p>
@@ -595,9 +901,16 @@
             <w:tcW w:type="dxa" w:w="1440"/>
           </w:tcPr>
           <w:p>
+            <w:pPr>
+              <w:spacing w:line="360" w:lineRule="auto" w:before="0" w:after="0"/>
+              <w:ind w:firstLine="0"/>
+              <w:jc w:val="both"/>
+            </w:pPr>
             <w:r>
               <w:rPr>
-                <w:sz w:val="18"/>
+                <w:rFonts w:ascii="Times New Roman" w:hAnsi="Times New Roman" w:eastAsia="Times New Roman" w:cs="Times New Roman"/>
+                <w:b w:val="0"/>
+                <w:sz w:val="22"/>
               </w:rPr>
             </w:r>
           </w:p>
@@ -609,9 +922,16 @@
             <w:tcW w:type="dxa" w:w="1440"/>
           </w:tcPr>
           <w:p>
+            <w:pPr>
+              <w:spacing w:line="360" w:lineRule="auto" w:before="0" w:after="0"/>
+              <w:ind w:firstLine="0"/>
+              <w:jc w:val="both"/>
+            </w:pPr>
             <w:r>
               <w:rPr>
-                <w:sz w:val="18"/>
+                <w:rFonts w:ascii="Times New Roman" w:hAnsi="Times New Roman" w:eastAsia="Times New Roman" w:cs="Times New Roman"/>
+                <w:b w:val="0"/>
+                <w:sz w:val="22"/>
               </w:rPr>
               <w:t>1.2.1</w:t>
             </w:r>
@@ -622,9 +942,16 @@
             <w:tcW w:type="dxa" w:w="1440"/>
           </w:tcPr>
           <w:p>
+            <w:pPr>
+              <w:spacing w:line="360" w:lineRule="auto" w:before="0" w:after="0"/>
+              <w:ind w:firstLine="0"/>
+              <w:jc w:val="both"/>
+            </w:pPr>
             <w:r>
               <w:rPr>
-                <w:sz w:val="18"/>
+                <w:rFonts w:ascii="Times New Roman" w:hAnsi="Times New Roman" w:eastAsia="Times New Roman" w:cs="Times New Roman"/>
+                <w:b w:val="0"/>
+                <w:sz w:val="22"/>
               </w:rPr>
               <w:t>3</w:t>
             </w:r>
@@ -635,9 +962,16 @@
             <w:tcW w:type="dxa" w:w="1440"/>
           </w:tcPr>
           <w:p>
+            <w:pPr>
+              <w:spacing w:line="360" w:lineRule="auto" w:before="0" w:after="0"/>
+              <w:ind w:firstLine="0"/>
+              <w:jc w:val="both"/>
+            </w:pPr>
             <w:r>
               <w:rPr>
-                <w:sz w:val="18"/>
+                <w:rFonts w:ascii="Times New Roman" w:hAnsi="Times New Roman" w:eastAsia="Times New Roman" w:cs="Times New Roman"/>
+                <w:b w:val="0"/>
+                <w:sz w:val="22"/>
               </w:rPr>
             </w:r>
           </w:p>
@@ -647,9 +981,16 @@
             <w:tcW w:type="dxa" w:w="1440"/>
           </w:tcPr>
           <w:p>
+            <w:pPr>
+              <w:spacing w:line="360" w:lineRule="auto" w:before="0" w:after="0"/>
+              <w:ind w:firstLine="0"/>
+              <w:jc w:val="both"/>
+            </w:pPr>
             <w:r>
               <w:rPr>
-                <w:sz w:val="18"/>
+                <w:rFonts w:ascii="Times New Roman" w:hAnsi="Times New Roman" w:eastAsia="Times New Roman" w:cs="Times New Roman"/>
+                <w:b w:val="0"/>
+                <w:sz w:val="22"/>
               </w:rPr>
             </w:r>
           </w:p>
@@ -659,9 +1000,16 @@
             <w:tcW w:type="dxa" w:w="1440"/>
           </w:tcPr>
           <w:p>
+            <w:pPr>
+              <w:spacing w:line="360" w:lineRule="auto" w:before="0" w:after="0"/>
+              <w:ind w:firstLine="0"/>
+              <w:jc w:val="both"/>
+            </w:pPr>
             <w:r>
               <w:rPr>
-                <w:sz w:val="18"/>
+                <w:rFonts w:ascii="Times New Roman" w:hAnsi="Times New Roman" w:eastAsia="Times New Roman" w:cs="Times New Roman"/>
+                <w:b w:val="0"/>
+                <w:sz w:val="22"/>
               </w:rPr>
             </w:r>
           </w:p>
@@ -671,9 +1019,16 @@
             <w:tcW w:type="dxa" w:w="1440"/>
           </w:tcPr>
           <w:p>
+            <w:pPr>
+              <w:spacing w:line="360" w:lineRule="auto" w:before="0" w:after="0"/>
+              <w:ind w:firstLine="0"/>
+              <w:jc w:val="both"/>
+            </w:pPr>
             <w:r>
               <w:rPr>
-                <w:sz w:val="18"/>
+                <w:rFonts w:ascii="Times New Roman" w:hAnsi="Times New Roman" w:eastAsia="Times New Roman" w:cs="Times New Roman"/>
+                <w:b w:val="0"/>
+                <w:sz w:val="22"/>
               </w:rPr>
             </w:r>
           </w:p>
@@ -682,11 +1037,20 @@
     </w:tbl>
     <w:p/>
     <w:p>
+      <w:pPr>
+        <w:pStyle w:val="Heading2"/>
+        <w:keepNext/>
+        <w:keepLines/>
+        <w:spacing w:line="240" w:lineRule="auto" w:before="40" w:after="0"/>
+        <w:ind w:left="0" w:firstLine="0"/>
+        <w:jc w:val="left"/>
+      </w:pPr>
       <w:r>
         <w:rPr>
+          <w:rFonts w:ascii="Times New Roman" w:hAnsi="Times New Roman" w:eastAsia="Times New Roman" w:cs="Times New Roman"/>
           <w:b/>
           <w:i w:val="0"/>
-          <w:sz w:val="24"/>
+          <w:sz w:val="28"/>
         </w:rPr>
         <w:t>2. Словарь работ</w:t>
       </w:r>
@@ -695,6 +1059,7 @@
       <w:tblPr>
         <w:tblStyle w:val="TableGrid"/>
         <w:tblW w:type="auto" w:w="0"/>
+        <w:tblLayout w:type="autofit"/>
         <w:tblLook w:firstColumn="1" w:firstRow="1" w:lastColumn="0" w:lastRow="0" w:noHBand="0" w:noVBand="1" w:val="04A0"/>
       </w:tblPr>
       <w:tblGrid>
@@ -711,10 +1076,16 @@
             <w:tcW w:type="dxa" w:w="1440"/>
           </w:tcPr>
           <w:p>
+            <w:pPr>
+              <w:spacing w:line="360" w:lineRule="auto" w:before="0" w:after="0"/>
+              <w:ind w:firstLine="0"/>
+              <w:jc w:val="center"/>
+            </w:pPr>
             <w:r>
               <w:rPr>
+                <w:rFonts w:ascii="Times New Roman" w:hAnsi="Times New Roman" w:eastAsia="Times New Roman" w:cs="Times New Roman"/>
                 <w:b/>
-                <w:sz w:val="18"/>
+                <w:sz w:val="22"/>
               </w:rPr>
               <w:t>Код</w:t>
             </w:r>
@@ -725,10 +1096,16 @@
             <w:tcW w:type="dxa" w:w="1440"/>
           </w:tcPr>
           <w:p>
+            <w:pPr>
+              <w:spacing w:line="360" w:lineRule="auto" w:before="0" w:after="0"/>
+              <w:ind w:firstLine="0"/>
+              <w:jc w:val="center"/>
+            </w:pPr>
             <w:r>
               <w:rPr>
+                <w:rFonts w:ascii="Times New Roman" w:hAnsi="Times New Roman" w:eastAsia="Times New Roman" w:cs="Times New Roman"/>
                 <w:b/>
-                <w:sz w:val="18"/>
+                <w:sz w:val="22"/>
               </w:rPr>
               <w:t>Вход</w:t>
             </w:r>
@@ -739,10 +1116,16 @@
             <w:tcW w:type="dxa" w:w="1440"/>
           </w:tcPr>
           <w:p>
+            <w:pPr>
+              <w:spacing w:line="360" w:lineRule="auto" w:before="0" w:after="0"/>
+              <w:ind w:firstLine="0"/>
+              <w:jc w:val="center"/>
+            </w:pPr>
             <w:r>
               <w:rPr>
+                <w:rFonts w:ascii="Times New Roman" w:hAnsi="Times New Roman" w:eastAsia="Times New Roman" w:cs="Times New Roman"/>
                 <w:b/>
-                <w:sz w:val="18"/>
+                <w:sz w:val="22"/>
               </w:rPr>
               <w:t>Работа</w:t>
             </w:r>
@@ -753,10 +1136,16 @@
             <w:tcW w:type="dxa" w:w="1440"/>
           </w:tcPr>
           <w:p>
+            <w:pPr>
+              <w:spacing w:line="360" w:lineRule="auto" w:before="0" w:after="0"/>
+              <w:ind w:firstLine="0"/>
+              <w:jc w:val="center"/>
+            </w:pPr>
             <w:r>
               <w:rPr>
+                <w:rFonts w:ascii="Times New Roman" w:hAnsi="Times New Roman" w:eastAsia="Times New Roman" w:cs="Times New Roman"/>
                 <w:b/>
-                <w:sz w:val="18"/>
+                <w:sz w:val="22"/>
               </w:rPr>
               <w:t>Выход</w:t>
             </w:r>
@@ -767,10 +1156,16 @@
             <w:tcW w:type="dxa" w:w="1440"/>
           </w:tcPr>
           <w:p>
+            <w:pPr>
+              <w:spacing w:line="360" w:lineRule="auto" w:before="0" w:after="0"/>
+              <w:ind w:firstLine="0"/>
+              <w:jc w:val="center"/>
+            </w:pPr>
             <w:r>
               <w:rPr>
+                <w:rFonts w:ascii="Times New Roman" w:hAnsi="Times New Roman" w:eastAsia="Times New Roman" w:cs="Times New Roman"/>
                 <w:b/>
-                <w:sz w:val="18"/>
+                <w:sz w:val="22"/>
               </w:rPr>
               <w:t>Критерий готовности</w:t>
             </w:r>
@@ -781,10 +1176,16 @@
             <w:tcW w:type="dxa" w:w="1440"/>
           </w:tcPr>
           <w:p>
+            <w:pPr>
+              <w:spacing w:line="360" w:lineRule="auto" w:before="0" w:after="0"/>
+              <w:ind w:firstLine="0"/>
+              <w:jc w:val="center"/>
+            </w:pPr>
             <w:r>
               <w:rPr>
+                <w:rFonts w:ascii="Times New Roman" w:hAnsi="Times New Roman" w:eastAsia="Times New Roman" w:cs="Times New Roman"/>
                 <w:b/>
-                <w:sz w:val="18"/>
+                <w:sz w:val="22"/>
               </w:rPr>
               <w:t>Оценка</w:t>
             </w:r>
@@ -797,9 +1198,16 @@
             <w:tcW w:type="dxa" w:w="1440"/>
           </w:tcPr>
           <w:p>
+            <w:pPr>
+              <w:spacing w:line="360" w:lineRule="auto" w:before="0" w:after="0"/>
+              <w:ind w:firstLine="0"/>
+              <w:jc w:val="both"/>
+            </w:pPr>
             <w:r>
               <w:rPr>
-                <w:sz w:val="18"/>
+                <w:rFonts w:ascii="Times New Roman" w:hAnsi="Times New Roman" w:eastAsia="Times New Roman" w:cs="Times New Roman"/>
+                <w:b w:val="0"/>
+                <w:sz w:val="22"/>
               </w:rPr>
             </w:r>
           </w:p>
@@ -809,9 +1217,16 @@
             <w:tcW w:type="dxa" w:w="1440"/>
           </w:tcPr>
           <w:p>
+            <w:pPr>
+              <w:spacing w:line="360" w:lineRule="auto" w:before="0" w:after="0"/>
+              <w:ind w:firstLine="0"/>
+              <w:jc w:val="both"/>
+            </w:pPr>
             <w:r>
               <w:rPr>
-                <w:sz w:val="18"/>
+                <w:rFonts w:ascii="Times New Roman" w:hAnsi="Times New Roman" w:eastAsia="Times New Roman" w:cs="Times New Roman"/>
+                <w:b w:val="0"/>
+                <w:sz w:val="22"/>
               </w:rPr>
             </w:r>
           </w:p>
@@ -821,9 +1236,16 @@
             <w:tcW w:type="dxa" w:w="1440"/>
           </w:tcPr>
           <w:p>
+            <w:pPr>
+              <w:spacing w:line="360" w:lineRule="auto" w:before="0" w:after="0"/>
+              <w:ind w:firstLine="0"/>
+              <w:jc w:val="both"/>
+            </w:pPr>
             <w:r>
               <w:rPr>
-                <w:sz w:val="18"/>
+                <w:rFonts w:ascii="Times New Roman" w:hAnsi="Times New Roman" w:eastAsia="Times New Roman" w:cs="Times New Roman"/>
+                <w:b w:val="0"/>
+                <w:sz w:val="22"/>
               </w:rPr>
             </w:r>
           </w:p>
@@ -833,9 +1255,16 @@
             <w:tcW w:type="dxa" w:w="1440"/>
           </w:tcPr>
           <w:p>
+            <w:pPr>
+              <w:spacing w:line="360" w:lineRule="auto" w:before="0" w:after="0"/>
+              <w:ind w:firstLine="0"/>
+              <w:jc w:val="both"/>
+            </w:pPr>
             <w:r>
               <w:rPr>
-                <w:sz w:val="18"/>
+                <w:rFonts w:ascii="Times New Roman" w:hAnsi="Times New Roman" w:eastAsia="Times New Roman" w:cs="Times New Roman"/>
+                <w:b w:val="0"/>
+                <w:sz w:val="22"/>
               </w:rPr>
             </w:r>
           </w:p>
@@ -845,9 +1274,16 @@
             <w:tcW w:type="dxa" w:w="1440"/>
           </w:tcPr>
           <w:p>
+            <w:pPr>
+              <w:spacing w:line="360" w:lineRule="auto" w:before="0" w:after="0"/>
+              <w:ind w:firstLine="0"/>
+              <w:jc w:val="both"/>
+            </w:pPr>
             <w:r>
               <w:rPr>
-                <w:sz w:val="18"/>
+                <w:rFonts w:ascii="Times New Roman" w:hAnsi="Times New Roman" w:eastAsia="Times New Roman" w:cs="Times New Roman"/>
+                <w:b w:val="0"/>
+                <w:sz w:val="22"/>
               </w:rPr>
             </w:r>
           </w:p>
@@ -857,9 +1293,16 @@
             <w:tcW w:type="dxa" w:w="1440"/>
           </w:tcPr>
           <w:p>
+            <w:pPr>
+              <w:spacing w:line="360" w:lineRule="auto" w:before="0" w:after="0"/>
+              <w:ind w:firstLine="0"/>
+              <w:jc w:val="both"/>
+            </w:pPr>
             <w:r>
               <w:rPr>
-                <w:sz w:val="18"/>
+                <w:rFonts w:ascii="Times New Roman" w:hAnsi="Times New Roman" w:eastAsia="Times New Roman" w:cs="Times New Roman"/>
+                <w:b w:val="0"/>
+                <w:sz w:val="22"/>
               </w:rPr>
             </w:r>
           </w:p>
@@ -871,9 +1314,16 @@
             <w:tcW w:type="dxa" w:w="1440"/>
           </w:tcPr>
           <w:p>
+            <w:pPr>
+              <w:spacing w:line="360" w:lineRule="auto" w:before="0" w:after="0"/>
+              <w:ind w:firstLine="0"/>
+              <w:jc w:val="both"/>
+            </w:pPr>
             <w:r>
               <w:rPr>
-                <w:sz w:val="18"/>
+                <w:rFonts w:ascii="Times New Roman" w:hAnsi="Times New Roman" w:eastAsia="Times New Roman" w:cs="Times New Roman"/>
+                <w:b w:val="0"/>
+                <w:sz w:val="22"/>
               </w:rPr>
             </w:r>
           </w:p>
@@ -883,9 +1333,16 @@
             <w:tcW w:type="dxa" w:w="1440"/>
           </w:tcPr>
           <w:p>
+            <w:pPr>
+              <w:spacing w:line="360" w:lineRule="auto" w:before="0" w:after="0"/>
+              <w:ind w:firstLine="0"/>
+              <w:jc w:val="both"/>
+            </w:pPr>
             <w:r>
               <w:rPr>
-                <w:sz w:val="18"/>
+                <w:rFonts w:ascii="Times New Roman" w:hAnsi="Times New Roman" w:eastAsia="Times New Roman" w:cs="Times New Roman"/>
+                <w:b w:val="0"/>
+                <w:sz w:val="22"/>
               </w:rPr>
             </w:r>
           </w:p>
@@ -895,9 +1352,16 @@
             <w:tcW w:type="dxa" w:w="1440"/>
           </w:tcPr>
           <w:p>
+            <w:pPr>
+              <w:spacing w:line="360" w:lineRule="auto" w:before="0" w:after="0"/>
+              <w:ind w:firstLine="0"/>
+              <w:jc w:val="both"/>
+            </w:pPr>
             <w:r>
               <w:rPr>
-                <w:sz w:val="18"/>
+                <w:rFonts w:ascii="Times New Roman" w:hAnsi="Times New Roman" w:eastAsia="Times New Roman" w:cs="Times New Roman"/>
+                <w:b w:val="0"/>
+                <w:sz w:val="22"/>
               </w:rPr>
             </w:r>
           </w:p>
@@ -907,9 +1371,16 @@
             <w:tcW w:type="dxa" w:w="1440"/>
           </w:tcPr>
           <w:p>
+            <w:pPr>
+              <w:spacing w:line="360" w:lineRule="auto" w:before="0" w:after="0"/>
+              <w:ind w:firstLine="0"/>
+              <w:jc w:val="both"/>
+            </w:pPr>
             <w:r>
               <w:rPr>
-                <w:sz w:val="18"/>
+                <w:rFonts w:ascii="Times New Roman" w:hAnsi="Times New Roman" w:eastAsia="Times New Roman" w:cs="Times New Roman"/>
+                <w:b w:val="0"/>
+                <w:sz w:val="22"/>
               </w:rPr>
             </w:r>
           </w:p>
@@ -919,9 +1390,16 @@
             <w:tcW w:type="dxa" w:w="1440"/>
           </w:tcPr>
           <w:p>
+            <w:pPr>
+              <w:spacing w:line="360" w:lineRule="auto" w:before="0" w:after="0"/>
+              <w:ind w:firstLine="0"/>
+              <w:jc w:val="both"/>
+            </w:pPr>
             <w:r>
               <w:rPr>
-                <w:sz w:val="18"/>
+                <w:rFonts w:ascii="Times New Roman" w:hAnsi="Times New Roman" w:eastAsia="Times New Roman" w:cs="Times New Roman"/>
+                <w:b w:val="0"/>
+                <w:sz w:val="22"/>
               </w:rPr>
             </w:r>
           </w:p>
@@ -931,9 +1409,16 @@
             <w:tcW w:type="dxa" w:w="1440"/>
           </w:tcPr>
           <w:p>
+            <w:pPr>
+              <w:spacing w:line="360" w:lineRule="auto" w:before="0" w:after="0"/>
+              <w:ind w:firstLine="0"/>
+              <w:jc w:val="both"/>
+            </w:pPr>
             <w:r>
               <w:rPr>
-                <w:sz w:val="18"/>
+                <w:rFonts w:ascii="Times New Roman" w:hAnsi="Times New Roman" w:eastAsia="Times New Roman" w:cs="Times New Roman"/>
+                <w:b w:val="0"/>
+                <w:sz w:val="22"/>
               </w:rPr>
             </w:r>
           </w:p>
@@ -945,9 +1430,16 @@
             <w:tcW w:type="dxa" w:w="1440"/>
           </w:tcPr>
           <w:p>
+            <w:pPr>
+              <w:spacing w:line="360" w:lineRule="auto" w:before="0" w:after="0"/>
+              <w:ind w:firstLine="0"/>
+              <w:jc w:val="both"/>
+            </w:pPr>
             <w:r>
               <w:rPr>
-                <w:sz w:val="18"/>
+                <w:rFonts w:ascii="Times New Roman" w:hAnsi="Times New Roman" w:eastAsia="Times New Roman" w:cs="Times New Roman"/>
+                <w:b w:val="0"/>
+                <w:sz w:val="22"/>
               </w:rPr>
             </w:r>
           </w:p>
@@ -957,9 +1449,16 @@
             <w:tcW w:type="dxa" w:w="1440"/>
           </w:tcPr>
           <w:p>
+            <w:pPr>
+              <w:spacing w:line="360" w:lineRule="auto" w:before="0" w:after="0"/>
+              <w:ind w:firstLine="0"/>
+              <w:jc w:val="both"/>
+            </w:pPr>
             <w:r>
               <w:rPr>
-                <w:sz w:val="18"/>
+                <w:rFonts w:ascii="Times New Roman" w:hAnsi="Times New Roman" w:eastAsia="Times New Roman" w:cs="Times New Roman"/>
+                <w:b w:val="0"/>
+                <w:sz w:val="22"/>
               </w:rPr>
             </w:r>
           </w:p>
@@ -969,9 +1468,16 @@
             <w:tcW w:type="dxa" w:w="1440"/>
           </w:tcPr>
           <w:p>
+            <w:pPr>
+              <w:spacing w:line="360" w:lineRule="auto" w:before="0" w:after="0"/>
+              <w:ind w:firstLine="0"/>
+              <w:jc w:val="both"/>
+            </w:pPr>
             <w:r>
               <w:rPr>
-                <w:sz w:val="18"/>
+                <w:rFonts w:ascii="Times New Roman" w:hAnsi="Times New Roman" w:eastAsia="Times New Roman" w:cs="Times New Roman"/>
+                <w:b w:val="0"/>
+                <w:sz w:val="22"/>
               </w:rPr>
             </w:r>
           </w:p>
@@ -981,9 +1487,16 @@
             <w:tcW w:type="dxa" w:w="1440"/>
           </w:tcPr>
           <w:p>
+            <w:pPr>
+              <w:spacing w:line="360" w:lineRule="auto" w:before="0" w:after="0"/>
+              <w:ind w:firstLine="0"/>
+              <w:jc w:val="both"/>
+            </w:pPr>
             <w:r>
               <w:rPr>
-                <w:sz w:val="18"/>
+                <w:rFonts w:ascii="Times New Roman" w:hAnsi="Times New Roman" w:eastAsia="Times New Roman" w:cs="Times New Roman"/>
+                <w:b w:val="0"/>
+                <w:sz w:val="22"/>
               </w:rPr>
             </w:r>
           </w:p>
@@ -993,9 +1506,16 @@
             <w:tcW w:type="dxa" w:w="1440"/>
           </w:tcPr>
           <w:p>
+            <w:pPr>
+              <w:spacing w:line="360" w:lineRule="auto" w:before="0" w:after="0"/>
+              <w:ind w:firstLine="0"/>
+              <w:jc w:val="both"/>
+            </w:pPr>
             <w:r>
               <w:rPr>
-                <w:sz w:val="18"/>
+                <w:rFonts w:ascii="Times New Roman" w:hAnsi="Times New Roman" w:eastAsia="Times New Roman" w:cs="Times New Roman"/>
+                <w:b w:val="0"/>
+                <w:sz w:val="22"/>
               </w:rPr>
             </w:r>
           </w:p>
@@ -1005,9 +1525,16 @@
             <w:tcW w:type="dxa" w:w="1440"/>
           </w:tcPr>
           <w:p>
+            <w:pPr>
+              <w:spacing w:line="360" w:lineRule="auto" w:before="0" w:after="0"/>
+              <w:ind w:firstLine="0"/>
+              <w:jc w:val="both"/>
+            </w:pPr>
             <w:r>
               <w:rPr>
-                <w:sz w:val="18"/>
+                <w:rFonts w:ascii="Times New Roman" w:hAnsi="Times New Roman" w:eastAsia="Times New Roman" w:cs="Times New Roman"/>
+                <w:b w:val="0"/>
+                <w:sz w:val="22"/>
               </w:rPr>
             </w:r>
           </w:p>
@@ -1016,11 +1543,20 @@
     </w:tbl>
     <w:p/>
     <w:p>
+      <w:pPr>
+        <w:pStyle w:val="Heading2"/>
+        <w:keepNext/>
+        <w:keepLines/>
+        <w:spacing w:line="240" w:lineRule="auto" w:before="40" w:after="0"/>
+        <w:ind w:left="0" w:firstLine="0"/>
+        <w:jc w:val="left"/>
+      </w:pPr>
       <w:r>
         <w:rPr>
+          <w:rFonts w:ascii="Times New Roman" w:hAnsi="Times New Roman" w:eastAsia="Times New Roman" w:cs="Times New Roman"/>
           <w:b/>
           <w:i w:val="0"/>
-          <w:sz w:val="24"/>
+          <w:sz w:val="28"/>
         </w:rPr>
         <w:t>3. Зависимости и критический путь</w:t>
       </w:r>
@@ -1029,6 +1565,7 @@
       <w:tblPr>
         <w:tblStyle w:val="TableGrid"/>
         <w:tblW w:type="auto" w:w="0"/>
+        <w:tblLayout w:type="autofit"/>
         <w:tblLook w:firstColumn="1" w:firstRow="1" w:lastColumn="0" w:lastRow="0" w:noHBand="0" w:noVBand="1" w:val="04A0"/>
       </w:tblPr>
       <w:tblGrid>
@@ -1045,10 +1582,16 @@
             <w:tcW w:type="dxa" w:w="1440"/>
           </w:tcPr>
           <w:p>
+            <w:pPr>
+              <w:spacing w:line="360" w:lineRule="auto" w:before="0" w:after="0"/>
+              <w:ind w:firstLine="0"/>
+              <w:jc w:val="center"/>
+            </w:pPr>
             <w:r>
               <w:rPr>
+                <w:rFonts w:ascii="Times New Roman" w:hAnsi="Times New Roman" w:eastAsia="Times New Roman" w:cs="Times New Roman"/>
                 <w:b/>
-                <w:sz w:val="18"/>
+                <w:sz w:val="22"/>
               </w:rPr>
               <w:t>Работа</w:t>
             </w:r>
@@ -1059,10 +1602,16 @@
             <w:tcW w:type="dxa" w:w="1440"/>
           </w:tcPr>
           <w:p>
+            <w:pPr>
+              <w:spacing w:line="360" w:lineRule="auto" w:before="0" w:after="0"/>
+              <w:ind w:firstLine="0"/>
+              <w:jc w:val="center"/>
+            </w:pPr>
             <w:r>
               <w:rPr>
+                <w:rFonts w:ascii="Times New Roman" w:hAnsi="Times New Roman" w:eastAsia="Times New Roman" w:cs="Times New Roman"/>
                 <w:b/>
-                <w:sz w:val="18"/>
+                <w:sz w:val="22"/>
               </w:rPr>
               <w:t>Предшественник</w:t>
             </w:r>
@@ -1073,10 +1622,16 @@
             <w:tcW w:type="dxa" w:w="1440"/>
           </w:tcPr>
           <w:p>
+            <w:pPr>
+              <w:spacing w:line="360" w:lineRule="auto" w:before="0" w:after="0"/>
+              <w:ind w:firstLine="0"/>
+              <w:jc w:val="center"/>
+            </w:pPr>
             <w:r>
               <w:rPr>
+                <w:rFonts w:ascii="Times New Roman" w:hAnsi="Times New Roman" w:eastAsia="Times New Roman" w:cs="Times New Roman"/>
                 <w:b/>
-                <w:sz w:val="18"/>
+                <w:sz w:val="22"/>
               </w:rPr>
               <w:t>Тип связи</w:t>
             </w:r>
@@ -1087,10 +1642,16 @@
             <w:tcW w:type="dxa" w:w="1440"/>
           </w:tcPr>
           <w:p>
+            <w:pPr>
+              <w:spacing w:line="360" w:lineRule="auto" w:before="0" w:after="0"/>
+              <w:ind w:firstLine="0"/>
+              <w:jc w:val="center"/>
+            </w:pPr>
             <w:r>
               <w:rPr>
+                <w:rFonts w:ascii="Times New Roman" w:hAnsi="Times New Roman" w:eastAsia="Times New Roman" w:cs="Times New Roman"/>
                 <w:b/>
-                <w:sz w:val="18"/>
+                <w:sz w:val="22"/>
               </w:rPr>
               <w:t>Длительность</w:t>
             </w:r>
@@ -1101,10 +1662,16 @@
             <w:tcW w:type="dxa" w:w="1440"/>
           </w:tcPr>
           <w:p>
+            <w:pPr>
+              <w:spacing w:line="360" w:lineRule="auto" w:before="0" w:after="0"/>
+              <w:ind w:firstLine="0"/>
+              <w:jc w:val="center"/>
+            </w:pPr>
             <w:r>
               <w:rPr>
+                <w:rFonts w:ascii="Times New Roman" w:hAnsi="Times New Roman" w:eastAsia="Times New Roman" w:cs="Times New Roman"/>
                 <w:b/>
-                <w:sz w:val="18"/>
+                <w:sz w:val="22"/>
               </w:rPr>
               <w:t>Раннее начало</w:t>
             </w:r>
@@ -1115,10 +1682,16 @@
             <w:tcW w:type="dxa" w:w="1440"/>
           </w:tcPr>
           <w:p>
+            <w:pPr>
+              <w:spacing w:line="360" w:lineRule="auto" w:before="0" w:after="0"/>
+              <w:ind w:firstLine="0"/>
+              <w:jc w:val="center"/>
+            </w:pPr>
             <w:r>
               <w:rPr>
+                <w:rFonts w:ascii="Times New Roman" w:hAnsi="Times New Roman" w:eastAsia="Times New Roman" w:cs="Times New Roman"/>
                 <w:b/>
-                <w:sz w:val="18"/>
+                <w:sz w:val="22"/>
               </w:rPr>
               <w:t>Резерв</w:t>
             </w:r>
@@ -1131,9 +1704,16 @@
             <w:tcW w:type="dxa" w:w="1440"/>
           </w:tcPr>
           <w:p>
+            <w:pPr>
+              <w:spacing w:line="360" w:lineRule="auto" w:before="0" w:after="0"/>
+              <w:ind w:firstLine="0"/>
+              <w:jc w:val="both"/>
+            </w:pPr>
             <w:r>
               <w:rPr>
-                <w:sz w:val="18"/>
+                <w:rFonts w:ascii="Times New Roman" w:hAnsi="Times New Roman" w:eastAsia="Times New Roman" w:cs="Times New Roman"/>
+                <w:b w:val="0"/>
+                <w:sz w:val="22"/>
               </w:rPr>
             </w:r>
           </w:p>
@@ -1143,9 +1723,16 @@
             <w:tcW w:type="dxa" w:w="1440"/>
           </w:tcPr>
           <w:p>
+            <w:pPr>
+              <w:spacing w:line="360" w:lineRule="auto" w:before="0" w:after="0"/>
+              <w:ind w:firstLine="0"/>
+              <w:jc w:val="both"/>
+            </w:pPr>
             <w:r>
               <w:rPr>
-                <w:sz w:val="18"/>
+                <w:rFonts w:ascii="Times New Roman" w:hAnsi="Times New Roman" w:eastAsia="Times New Roman" w:cs="Times New Roman"/>
+                <w:b w:val="0"/>
+                <w:sz w:val="22"/>
               </w:rPr>
             </w:r>
           </w:p>
@@ -1155,9 +1742,16 @@
             <w:tcW w:type="dxa" w:w="1440"/>
           </w:tcPr>
           <w:p>
+            <w:pPr>
+              <w:spacing w:line="360" w:lineRule="auto" w:before="0" w:after="0"/>
+              <w:ind w:firstLine="0"/>
+              <w:jc w:val="both"/>
+            </w:pPr>
             <w:r>
               <w:rPr>
-                <w:sz w:val="18"/>
+                <w:rFonts w:ascii="Times New Roman" w:hAnsi="Times New Roman" w:eastAsia="Times New Roman" w:cs="Times New Roman"/>
+                <w:b w:val="0"/>
+                <w:sz w:val="22"/>
               </w:rPr>
               <w:t>FS</w:t>
             </w:r>
@@ -1168,9 +1762,16 @@
             <w:tcW w:type="dxa" w:w="1440"/>
           </w:tcPr>
           <w:p>
+            <w:pPr>
+              <w:spacing w:line="360" w:lineRule="auto" w:before="0" w:after="0"/>
+              <w:ind w:firstLine="0"/>
+              <w:jc w:val="both"/>
+            </w:pPr>
             <w:r>
               <w:rPr>
-                <w:sz w:val="18"/>
+                <w:rFonts w:ascii="Times New Roman" w:hAnsi="Times New Roman" w:eastAsia="Times New Roman" w:cs="Times New Roman"/>
+                <w:b w:val="0"/>
+                <w:sz w:val="22"/>
               </w:rPr>
             </w:r>
           </w:p>
@@ -1180,9 +1781,16 @@
             <w:tcW w:type="dxa" w:w="1440"/>
           </w:tcPr>
           <w:p>
+            <w:pPr>
+              <w:spacing w:line="360" w:lineRule="auto" w:before="0" w:after="0"/>
+              <w:ind w:firstLine="0"/>
+              <w:jc w:val="both"/>
+            </w:pPr>
             <w:r>
               <w:rPr>
-                <w:sz w:val="18"/>
+                <w:rFonts w:ascii="Times New Roman" w:hAnsi="Times New Roman" w:eastAsia="Times New Roman" w:cs="Times New Roman"/>
+                <w:b w:val="0"/>
+                <w:sz w:val="22"/>
               </w:rPr>
             </w:r>
           </w:p>
@@ -1192,9 +1800,16 @@
             <w:tcW w:type="dxa" w:w="1440"/>
           </w:tcPr>
           <w:p>
+            <w:pPr>
+              <w:spacing w:line="360" w:lineRule="auto" w:before="0" w:after="0"/>
+              <w:ind w:firstLine="0"/>
+              <w:jc w:val="both"/>
+            </w:pPr>
             <w:r>
               <w:rPr>
-                <w:sz w:val="18"/>
+                <w:rFonts w:ascii="Times New Roman" w:hAnsi="Times New Roman" w:eastAsia="Times New Roman" w:cs="Times New Roman"/>
+                <w:b w:val="0"/>
+                <w:sz w:val="22"/>
               </w:rPr>
             </w:r>
           </w:p>
@@ -1206,9 +1821,16 @@
             <w:tcW w:type="dxa" w:w="1440"/>
           </w:tcPr>
           <w:p>
+            <w:pPr>
+              <w:spacing w:line="360" w:lineRule="auto" w:before="0" w:after="0"/>
+              <w:ind w:firstLine="0"/>
+              <w:jc w:val="both"/>
+            </w:pPr>
             <w:r>
               <w:rPr>
-                <w:sz w:val="18"/>
+                <w:rFonts w:ascii="Times New Roman" w:hAnsi="Times New Roman" w:eastAsia="Times New Roman" w:cs="Times New Roman"/>
+                <w:b w:val="0"/>
+                <w:sz w:val="22"/>
               </w:rPr>
             </w:r>
           </w:p>
@@ -1218,9 +1840,16 @@
             <w:tcW w:type="dxa" w:w="1440"/>
           </w:tcPr>
           <w:p>
+            <w:pPr>
+              <w:spacing w:line="360" w:lineRule="auto" w:before="0" w:after="0"/>
+              <w:ind w:firstLine="0"/>
+              <w:jc w:val="both"/>
+            </w:pPr>
             <w:r>
               <w:rPr>
-                <w:sz w:val="18"/>
+                <w:rFonts w:ascii="Times New Roman" w:hAnsi="Times New Roman" w:eastAsia="Times New Roman" w:cs="Times New Roman"/>
+                <w:b w:val="0"/>
+                <w:sz w:val="22"/>
               </w:rPr>
             </w:r>
           </w:p>
@@ -1230,9 +1859,16 @@
             <w:tcW w:type="dxa" w:w="1440"/>
           </w:tcPr>
           <w:p>
+            <w:pPr>
+              <w:spacing w:line="360" w:lineRule="auto" w:before="0" w:after="0"/>
+              <w:ind w:firstLine="0"/>
+              <w:jc w:val="both"/>
+            </w:pPr>
             <w:r>
               <w:rPr>
-                <w:sz w:val="18"/>
+                <w:rFonts w:ascii="Times New Roman" w:hAnsi="Times New Roman" w:eastAsia="Times New Roman" w:cs="Times New Roman"/>
+                <w:b w:val="0"/>
+                <w:sz w:val="22"/>
               </w:rPr>
               <w:t>FS</w:t>
             </w:r>
@@ -1243,9 +1879,16 @@
             <w:tcW w:type="dxa" w:w="1440"/>
           </w:tcPr>
           <w:p>
+            <w:pPr>
+              <w:spacing w:line="360" w:lineRule="auto" w:before="0" w:after="0"/>
+              <w:ind w:firstLine="0"/>
+              <w:jc w:val="both"/>
+            </w:pPr>
             <w:r>
               <w:rPr>
-                <w:sz w:val="18"/>
+                <w:rFonts w:ascii="Times New Roman" w:hAnsi="Times New Roman" w:eastAsia="Times New Roman" w:cs="Times New Roman"/>
+                <w:b w:val="0"/>
+                <w:sz w:val="22"/>
               </w:rPr>
             </w:r>
           </w:p>
@@ -1255,9 +1898,16 @@
             <w:tcW w:type="dxa" w:w="1440"/>
           </w:tcPr>
           <w:p>
+            <w:pPr>
+              <w:spacing w:line="360" w:lineRule="auto" w:before="0" w:after="0"/>
+              <w:ind w:firstLine="0"/>
+              <w:jc w:val="both"/>
+            </w:pPr>
             <w:r>
               <w:rPr>
-                <w:sz w:val="18"/>
+                <w:rFonts w:ascii="Times New Roman" w:hAnsi="Times New Roman" w:eastAsia="Times New Roman" w:cs="Times New Roman"/>
+                <w:b w:val="0"/>
+                <w:sz w:val="22"/>
               </w:rPr>
             </w:r>
           </w:p>
@@ -1267,9 +1917,16 @@
             <w:tcW w:type="dxa" w:w="1440"/>
           </w:tcPr>
           <w:p>
+            <w:pPr>
+              <w:spacing w:line="360" w:lineRule="auto" w:before="0" w:after="0"/>
+              <w:ind w:firstLine="0"/>
+              <w:jc w:val="both"/>
+            </w:pPr>
             <w:r>
               <w:rPr>
-                <w:sz w:val="18"/>
+                <w:rFonts w:ascii="Times New Roman" w:hAnsi="Times New Roman" w:eastAsia="Times New Roman" w:cs="Times New Roman"/>
+                <w:b w:val="0"/>
+                <w:sz w:val="22"/>
               </w:rPr>
             </w:r>
           </w:p>
@@ -1281,9 +1938,16 @@
             <w:tcW w:type="dxa" w:w="1440"/>
           </w:tcPr>
           <w:p>
+            <w:pPr>
+              <w:spacing w:line="360" w:lineRule="auto" w:before="0" w:after="0"/>
+              <w:ind w:firstLine="0"/>
+              <w:jc w:val="both"/>
+            </w:pPr>
             <w:r>
               <w:rPr>
-                <w:sz w:val="18"/>
+                <w:rFonts w:ascii="Times New Roman" w:hAnsi="Times New Roman" w:eastAsia="Times New Roman" w:cs="Times New Roman"/>
+                <w:b w:val="0"/>
+                <w:sz w:val="22"/>
               </w:rPr>
             </w:r>
           </w:p>
@@ -1293,9 +1957,16 @@
             <w:tcW w:type="dxa" w:w="1440"/>
           </w:tcPr>
           <w:p>
+            <w:pPr>
+              <w:spacing w:line="360" w:lineRule="auto" w:before="0" w:after="0"/>
+              <w:ind w:firstLine="0"/>
+              <w:jc w:val="both"/>
+            </w:pPr>
             <w:r>
               <w:rPr>
-                <w:sz w:val="18"/>
+                <w:rFonts w:ascii="Times New Roman" w:hAnsi="Times New Roman" w:eastAsia="Times New Roman" w:cs="Times New Roman"/>
+                <w:b w:val="0"/>
+                <w:sz w:val="22"/>
               </w:rPr>
             </w:r>
           </w:p>
@@ -1305,9 +1976,16 @@
             <w:tcW w:type="dxa" w:w="1440"/>
           </w:tcPr>
           <w:p>
+            <w:pPr>
+              <w:spacing w:line="360" w:lineRule="auto" w:before="0" w:after="0"/>
+              <w:ind w:firstLine="0"/>
+              <w:jc w:val="both"/>
+            </w:pPr>
             <w:r>
               <w:rPr>
-                <w:sz w:val="18"/>
+                <w:rFonts w:ascii="Times New Roman" w:hAnsi="Times New Roman" w:eastAsia="Times New Roman" w:cs="Times New Roman"/>
+                <w:b w:val="0"/>
+                <w:sz w:val="22"/>
               </w:rPr>
               <w:t>SS</w:t>
             </w:r>
@@ -1318,9 +1996,16 @@
             <w:tcW w:type="dxa" w:w="1440"/>
           </w:tcPr>
           <w:p>
+            <w:pPr>
+              <w:spacing w:line="360" w:lineRule="auto" w:before="0" w:after="0"/>
+              <w:ind w:firstLine="0"/>
+              <w:jc w:val="both"/>
+            </w:pPr>
             <w:r>
               <w:rPr>
-                <w:sz w:val="18"/>
+                <w:rFonts w:ascii="Times New Roman" w:hAnsi="Times New Roman" w:eastAsia="Times New Roman" w:cs="Times New Roman"/>
+                <w:b w:val="0"/>
+                <w:sz w:val="22"/>
               </w:rPr>
             </w:r>
           </w:p>
@@ -1330,9 +2015,16 @@
             <w:tcW w:type="dxa" w:w="1440"/>
           </w:tcPr>
           <w:p>
+            <w:pPr>
+              <w:spacing w:line="360" w:lineRule="auto" w:before="0" w:after="0"/>
+              <w:ind w:firstLine="0"/>
+              <w:jc w:val="both"/>
+            </w:pPr>
             <w:r>
               <w:rPr>
-                <w:sz w:val="18"/>
+                <w:rFonts w:ascii="Times New Roman" w:hAnsi="Times New Roman" w:eastAsia="Times New Roman" w:cs="Times New Roman"/>
+                <w:b w:val="0"/>
+                <w:sz w:val="22"/>
               </w:rPr>
             </w:r>
           </w:p>
@@ -1342,9 +2034,16 @@
             <w:tcW w:type="dxa" w:w="1440"/>
           </w:tcPr>
           <w:p>
+            <w:pPr>
+              <w:spacing w:line="360" w:lineRule="auto" w:before="0" w:after="0"/>
+              <w:ind w:firstLine="0"/>
+              <w:jc w:val="both"/>
+            </w:pPr>
             <w:r>
               <w:rPr>
-                <w:sz w:val="18"/>
+                <w:rFonts w:ascii="Times New Roman" w:hAnsi="Times New Roman" w:eastAsia="Times New Roman" w:cs="Times New Roman"/>
+                <w:b w:val="0"/>
+                <w:sz w:val="22"/>
               </w:rPr>
             </w:r>
           </w:p>
@@ -1356,9 +2055,16 @@
             <w:tcW w:type="dxa" w:w="1440"/>
           </w:tcPr>
           <w:p>
+            <w:pPr>
+              <w:spacing w:line="360" w:lineRule="auto" w:before="0" w:after="0"/>
+              <w:ind w:firstLine="0"/>
+              <w:jc w:val="both"/>
+            </w:pPr>
             <w:r>
               <w:rPr>
-                <w:sz w:val="18"/>
+                <w:rFonts w:ascii="Times New Roman" w:hAnsi="Times New Roman" w:eastAsia="Times New Roman" w:cs="Times New Roman"/>
+                <w:b w:val="0"/>
+                <w:sz w:val="22"/>
               </w:rPr>
             </w:r>
           </w:p>
@@ -1368,9 +2074,16 @@
             <w:tcW w:type="dxa" w:w="1440"/>
           </w:tcPr>
           <w:p>
+            <w:pPr>
+              <w:spacing w:line="360" w:lineRule="auto" w:before="0" w:after="0"/>
+              <w:ind w:firstLine="0"/>
+              <w:jc w:val="both"/>
+            </w:pPr>
             <w:r>
               <w:rPr>
-                <w:sz w:val="18"/>
+                <w:rFonts w:ascii="Times New Roman" w:hAnsi="Times New Roman" w:eastAsia="Times New Roman" w:cs="Times New Roman"/>
+                <w:b w:val="0"/>
+                <w:sz w:val="22"/>
               </w:rPr>
             </w:r>
           </w:p>
@@ -1380,9 +2093,16 @@
             <w:tcW w:type="dxa" w:w="1440"/>
           </w:tcPr>
           <w:p>
+            <w:pPr>
+              <w:spacing w:line="360" w:lineRule="auto" w:before="0" w:after="0"/>
+              <w:ind w:firstLine="0"/>
+              <w:jc w:val="both"/>
+            </w:pPr>
             <w:r>
               <w:rPr>
-                <w:sz w:val="18"/>
+                <w:rFonts w:ascii="Times New Roman" w:hAnsi="Times New Roman" w:eastAsia="Times New Roman" w:cs="Times New Roman"/>
+                <w:b w:val="0"/>
+                <w:sz w:val="22"/>
               </w:rPr>
               <w:t>FS</w:t>
             </w:r>
@@ -1393,9 +2113,16 @@
             <w:tcW w:type="dxa" w:w="1440"/>
           </w:tcPr>
           <w:p>
+            <w:pPr>
+              <w:spacing w:line="360" w:lineRule="auto" w:before="0" w:after="0"/>
+              <w:ind w:firstLine="0"/>
+              <w:jc w:val="both"/>
+            </w:pPr>
             <w:r>
               <w:rPr>
-                <w:sz w:val="18"/>
+                <w:rFonts w:ascii="Times New Roman" w:hAnsi="Times New Roman" w:eastAsia="Times New Roman" w:cs="Times New Roman"/>
+                <w:b w:val="0"/>
+                <w:sz w:val="22"/>
               </w:rPr>
             </w:r>
           </w:p>
@@ -1405,9 +2132,16 @@
             <w:tcW w:type="dxa" w:w="1440"/>
           </w:tcPr>
           <w:p>
+            <w:pPr>
+              <w:spacing w:line="360" w:lineRule="auto" w:before="0" w:after="0"/>
+              <w:ind w:firstLine="0"/>
+              <w:jc w:val="both"/>
+            </w:pPr>
             <w:r>
               <w:rPr>
-                <w:sz w:val="18"/>
+                <w:rFonts w:ascii="Times New Roman" w:hAnsi="Times New Roman" w:eastAsia="Times New Roman" w:cs="Times New Roman"/>
+                <w:b w:val="0"/>
+                <w:sz w:val="22"/>
               </w:rPr>
             </w:r>
           </w:p>
@@ -1417,9 +2151,16 @@
             <w:tcW w:type="dxa" w:w="1440"/>
           </w:tcPr>
           <w:p>
+            <w:pPr>
+              <w:spacing w:line="360" w:lineRule="auto" w:before="0" w:after="0"/>
+              <w:ind w:firstLine="0"/>
+              <w:jc w:val="both"/>
+            </w:pPr>
             <w:r>
               <w:rPr>
-                <w:sz w:val="18"/>
+                <w:rFonts w:ascii="Times New Roman" w:hAnsi="Times New Roman" w:eastAsia="Times New Roman" w:cs="Times New Roman"/>
+                <w:b w:val="0"/>
+                <w:sz w:val="22"/>
               </w:rPr>
             </w:r>
           </w:p>
@@ -1431,9 +2172,16 @@
             <w:tcW w:type="dxa" w:w="1440"/>
           </w:tcPr>
           <w:p>
+            <w:pPr>
+              <w:spacing w:line="360" w:lineRule="auto" w:before="0" w:after="0"/>
+              <w:ind w:firstLine="0"/>
+              <w:jc w:val="both"/>
+            </w:pPr>
             <w:r>
               <w:rPr>
-                <w:sz w:val="18"/>
+                <w:rFonts w:ascii="Times New Roman" w:hAnsi="Times New Roman" w:eastAsia="Times New Roman" w:cs="Times New Roman"/>
+                <w:b w:val="0"/>
+                <w:sz w:val="22"/>
               </w:rPr>
             </w:r>
           </w:p>
@@ -1443,9 +2191,16 @@
             <w:tcW w:type="dxa" w:w="1440"/>
           </w:tcPr>
           <w:p>
+            <w:pPr>
+              <w:spacing w:line="360" w:lineRule="auto" w:before="0" w:after="0"/>
+              <w:ind w:firstLine="0"/>
+              <w:jc w:val="both"/>
+            </w:pPr>
             <w:r>
               <w:rPr>
-                <w:sz w:val="18"/>
+                <w:rFonts w:ascii="Times New Roman" w:hAnsi="Times New Roman" w:eastAsia="Times New Roman" w:cs="Times New Roman"/>
+                <w:b w:val="0"/>
+                <w:sz w:val="22"/>
               </w:rPr>
             </w:r>
           </w:p>
@@ -1455,9 +2210,16 @@
             <w:tcW w:type="dxa" w:w="1440"/>
           </w:tcPr>
           <w:p>
+            <w:pPr>
+              <w:spacing w:line="360" w:lineRule="auto" w:before="0" w:after="0"/>
+              <w:ind w:firstLine="0"/>
+              <w:jc w:val="both"/>
+            </w:pPr>
             <w:r>
               <w:rPr>
-                <w:sz w:val="18"/>
+                <w:rFonts w:ascii="Times New Roman" w:hAnsi="Times New Roman" w:eastAsia="Times New Roman" w:cs="Times New Roman"/>
+                <w:b w:val="0"/>
+                <w:sz w:val="22"/>
               </w:rPr>
               <w:t>FS</w:t>
             </w:r>
@@ -1468,9 +2230,16 @@
             <w:tcW w:type="dxa" w:w="1440"/>
           </w:tcPr>
           <w:p>
+            <w:pPr>
+              <w:spacing w:line="360" w:lineRule="auto" w:before="0" w:after="0"/>
+              <w:ind w:firstLine="0"/>
+              <w:jc w:val="both"/>
+            </w:pPr>
             <w:r>
               <w:rPr>
-                <w:sz w:val="18"/>
+                <w:rFonts w:ascii="Times New Roman" w:hAnsi="Times New Roman" w:eastAsia="Times New Roman" w:cs="Times New Roman"/>
+                <w:b w:val="0"/>
+                <w:sz w:val="22"/>
               </w:rPr>
             </w:r>
           </w:p>
@@ -1480,9 +2249,16 @@
             <w:tcW w:type="dxa" w:w="1440"/>
           </w:tcPr>
           <w:p>
+            <w:pPr>
+              <w:spacing w:line="360" w:lineRule="auto" w:before="0" w:after="0"/>
+              <w:ind w:firstLine="0"/>
+              <w:jc w:val="both"/>
+            </w:pPr>
             <w:r>
               <w:rPr>
-                <w:sz w:val="18"/>
+                <w:rFonts w:ascii="Times New Roman" w:hAnsi="Times New Roman" w:eastAsia="Times New Roman" w:cs="Times New Roman"/>
+                <w:b w:val="0"/>
+                <w:sz w:val="22"/>
               </w:rPr>
             </w:r>
           </w:p>
@@ -1492,9 +2268,16 @@
             <w:tcW w:type="dxa" w:w="1440"/>
           </w:tcPr>
           <w:p>
+            <w:pPr>
+              <w:spacing w:line="360" w:lineRule="auto" w:before="0" w:after="0"/>
+              <w:ind w:firstLine="0"/>
+              <w:jc w:val="both"/>
+            </w:pPr>
             <w:r>
               <w:rPr>
-                <w:sz w:val="18"/>
+                <w:rFonts w:ascii="Times New Roman" w:hAnsi="Times New Roman" w:eastAsia="Times New Roman" w:cs="Times New Roman"/>
+                <w:b w:val="0"/>
+                <w:sz w:val="22"/>
               </w:rPr>
             </w:r>
           </w:p>
@@ -1506,9 +2289,16 @@
             <w:tcW w:type="dxa" w:w="1440"/>
           </w:tcPr>
           <w:p>
+            <w:pPr>
+              <w:spacing w:line="360" w:lineRule="auto" w:before="0" w:after="0"/>
+              <w:ind w:firstLine="0"/>
+              <w:jc w:val="both"/>
+            </w:pPr>
             <w:r>
               <w:rPr>
-                <w:sz w:val="18"/>
+                <w:rFonts w:ascii="Times New Roman" w:hAnsi="Times New Roman" w:eastAsia="Times New Roman" w:cs="Times New Roman"/>
+                <w:b w:val="0"/>
+                <w:sz w:val="22"/>
               </w:rPr>
             </w:r>
           </w:p>
@@ -1518,9 +2308,16 @@
             <w:tcW w:type="dxa" w:w="1440"/>
           </w:tcPr>
           <w:p>
+            <w:pPr>
+              <w:spacing w:line="360" w:lineRule="auto" w:before="0" w:after="0"/>
+              <w:ind w:firstLine="0"/>
+              <w:jc w:val="both"/>
+            </w:pPr>
             <w:r>
               <w:rPr>
-                <w:sz w:val="18"/>
+                <w:rFonts w:ascii="Times New Roman" w:hAnsi="Times New Roman" w:eastAsia="Times New Roman" w:cs="Times New Roman"/>
+                <w:b w:val="0"/>
+                <w:sz w:val="22"/>
               </w:rPr>
             </w:r>
           </w:p>
@@ -1530,9 +2327,16 @@
             <w:tcW w:type="dxa" w:w="1440"/>
           </w:tcPr>
           <w:p>
+            <w:pPr>
+              <w:spacing w:line="360" w:lineRule="auto" w:before="0" w:after="0"/>
+              <w:ind w:firstLine="0"/>
+              <w:jc w:val="both"/>
+            </w:pPr>
             <w:r>
               <w:rPr>
-                <w:sz w:val="18"/>
+                <w:rFonts w:ascii="Times New Roman" w:hAnsi="Times New Roman" w:eastAsia="Times New Roman" w:cs="Times New Roman"/>
+                <w:b w:val="0"/>
+                <w:sz w:val="22"/>
               </w:rPr>
               <w:t>FS</w:t>
             </w:r>
@@ -1543,9 +2347,16 @@
             <w:tcW w:type="dxa" w:w="1440"/>
           </w:tcPr>
           <w:p>
+            <w:pPr>
+              <w:spacing w:line="360" w:lineRule="auto" w:before="0" w:after="0"/>
+              <w:ind w:firstLine="0"/>
+              <w:jc w:val="both"/>
+            </w:pPr>
             <w:r>
               <w:rPr>
-                <w:sz w:val="18"/>
+                <w:rFonts w:ascii="Times New Roman" w:hAnsi="Times New Roman" w:eastAsia="Times New Roman" w:cs="Times New Roman"/>
+                <w:b w:val="0"/>
+                <w:sz w:val="22"/>
               </w:rPr>
             </w:r>
           </w:p>
@@ -1555,9 +2366,16 @@
             <w:tcW w:type="dxa" w:w="1440"/>
           </w:tcPr>
           <w:p>
+            <w:pPr>
+              <w:spacing w:line="360" w:lineRule="auto" w:before="0" w:after="0"/>
+              <w:ind w:firstLine="0"/>
+              <w:jc w:val="both"/>
+            </w:pPr>
             <w:r>
               <w:rPr>
-                <w:sz w:val="18"/>
+                <w:rFonts w:ascii="Times New Roman" w:hAnsi="Times New Roman" w:eastAsia="Times New Roman" w:cs="Times New Roman"/>
+                <w:b w:val="0"/>
+                <w:sz w:val="22"/>
               </w:rPr>
             </w:r>
           </w:p>
@@ -1567,9 +2385,16 @@
             <w:tcW w:type="dxa" w:w="1440"/>
           </w:tcPr>
           <w:p>
+            <w:pPr>
+              <w:spacing w:line="360" w:lineRule="auto" w:before="0" w:after="0"/>
+              <w:ind w:firstLine="0"/>
+              <w:jc w:val="both"/>
+            </w:pPr>
             <w:r>
               <w:rPr>
-                <w:sz w:val="18"/>
+                <w:rFonts w:ascii="Times New Roman" w:hAnsi="Times New Roman" w:eastAsia="Times New Roman" w:cs="Times New Roman"/>
+                <w:b w:val="0"/>
+                <w:sz w:val="22"/>
               </w:rPr>
             </w:r>
           </w:p>
@@ -1578,43 +2403,70 @@
     </w:tbl>
     <w:p/>
     <w:p>
+      <w:pPr>
+        <w:pStyle w:val="Heading2"/>
+        <w:keepNext/>
+        <w:keepLines/>
+        <w:spacing w:line="240" w:lineRule="auto" w:before="40" w:after="0"/>
+        <w:ind w:left="0" w:firstLine="0"/>
+        <w:jc w:val="left"/>
+      </w:pPr>
       <w:r>
         <w:rPr>
+          <w:rFonts w:ascii="Times New Roman" w:hAnsi="Times New Roman" w:eastAsia="Times New Roman" w:cs="Times New Roman"/>
           <w:b/>
           <w:i w:val="0"/>
-          <w:sz w:val="24"/>
+          <w:sz w:val="28"/>
         </w:rPr>
         <w:t>4. Диаграмма Ганта</w:t>
       </w:r>
     </w:p>
     <w:p>
+      <w:pPr>
+        <w:spacing w:line="360" w:lineRule="auto" w:before="0" w:after="0"/>
+        <w:ind w:firstLine="709"/>
+        <w:jc w:val="both"/>
+      </w:pPr>
       <w:r>
         <w:rPr>
+          <w:rFonts w:ascii="Times New Roman" w:hAnsi="Times New Roman" w:eastAsia="Times New Roman" w:cs="Times New Roman"/>
           <w:b w:val="0"/>
           <w:i w:val="0"/>
-          <w:sz w:val="24"/>
+          <w:sz w:val="28"/>
         </w:rPr>
         <w:t>В Excel столбцы: задача, начало, длительность, окончание, предшественник. Полоса Ганта строится условным форматированием по дням. Базовая линия сохраняется копией листа.</w:t>
       </w:r>
     </w:p>
     <w:p>
       <w:pPr>
+        <w:spacing w:line="360" w:lineRule="auto" w:before="0" w:after="0"/>
+        <w:ind w:firstLine="0"/>
         <w:jc w:val="center"/>
       </w:pPr>
       <w:r>
         <w:rPr>
+          <w:rFonts w:ascii="Times New Roman" w:hAnsi="Times New Roman" w:eastAsia="Times New Roman" w:cs="Times New Roman"/>
           <w:i/>
-          <w:sz w:val="20"/>
+          <w:sz w:val="28"/>
         </w:rPr>
         <w:t>[ Скриншот диаграммы Ганта: полосы, вехи, критический путь ]</w:t>
       </w:r>
     </w:p>
     <w:p>
+      <w:pPr>
+        <w:pStyle w:val="Heading2"/>
+        <w:keepNext/>
+        <w:keepLines/>
+        <w:spacing w:line="240" w:lineRule="auto" w:before="40" w:after="0"/>
+        <w:ind w:left="0" w:firstLine="0"/>
+        <w:jc w:val="left"/>
+      </w:pPr>
       <w:r>
         <w:rPr>
+          <w:rFonts w:ascii="Times New Roman" w:hAnsi="Times New Roman" w:eastAsia="Times New Roman" w:cs="Times New Roman"/>
           <w:b/>
           <w:i w:val="0"/>
-          <w:sz w:val="24"/>
+          <w:sz w:val="28"/>
         </w:rPr>
         <w:t>5. Проверка плана</w:t>
       </w:r>
@@ -1623,6 +2475,7 @@
       <w:tblPr>
         <w:tblStyle w:val="TableGrid"/>
         <w:tblW w:type="auto" w:w="0"/>
+        <w:tblLayout w:type="autofit"/>
         <w:tblLook w:firstColumn="1" w:firstRow="1" w:lastColumn="0" w:lastRow="0" w:noHBand="0" w:noVBand="1" w:val="04A0"/>
       </w:tblPr>
       <w:tblGrid>
@@ -1636,10 +2489,16 @@
             <w:tcW w:type="dxa" w:w="2880"/>
           </w:tcPr>
           <w:p>
+            <w:pPr>
+              <w:spacing w:line="360" w:lineRule="auto" w:before="0" w:after="0"/>
+              <w:ind w:firstLine="0"/>
+              <w:jc w:val="center"/>
+            </w:pPr>
             <w:r>
               <w:rPr>
+                <w:rFonts w:ascii="Times New Roman" w:hAnsi="Times New Roman" w:eastAsia="Times New Roman" w:cs="Times New Roman"/>
                 <w:b/>
-                <w:sz w:val="18"/>
+                <w:sz w:val="22"/>
               </w:rPr>
               <w:t>Проверка</w:t>
             </w:r>
@@ -1650,10 +2509,16 @@
             <w:tcW w:type="dxa" w:w="2880"/>
           </w:tcPr>
           <w:p>
+            <w:pPr>
+              <w:spacing w:line="360" w:lineRule="auto" w:before="0" w:after="0"/>
+              <w:ind w:firstLine="0"/>
+              <w:jc w:val="center"/>
+            </w:pPr>
             <w:r>
               <w:rPr>
+                <w:rFonts w:ascii="Times New Roman" w:hAnsi="Times New Roman" w:eastAsia="Times New Roman" w:cs="Times New Roman"/>
                 <w:b/>
-                <w:sz w:val="18"/>
+                <w:sz w:val="22"/>
               </w:rPr>
               <w:t>Ожидание</w:t>
             </w:r>
@@ -1664,10 +2529,16 @@
             <w:tcW w:type="dxa" w:w="2880"/>
           </w:tcPr>
           <w:p>
+            <w:pPr>
+              <w:spacing w:line="360" w:lineRule="auto" w:before="0" w:after="0"/>
+              <w:ind w:firstLine="0"/>
+              <w:jc w:val="center"/>
+            </w:pPr>
             <w:r>
               <w:rPr>
+                <w:rFonts w:ascii="Times New Roman" w:hAnsi="Times New Roman" w:eastAsia="Times New Roman" w:cs="Times New Roman"/>
                 <w:b/>
-                <w:sz w:val="18"/>
+                <w:sz w:val="22"/>
               </w:rPr>
               <w:t>Факт</w:t>
             </w:r>
@@ -1680,9 +2551,16 @@
             <w:tcW w:type="dxa" w:w="2880"/>
           </w:tcPr>
           <w:p>
+            <w:pPr>
+              <w:spacing w:line="360" w:lineRule="auto" w:before="0" w:after="0"/>
+              <w:ind w:firstLine="0"/>
+              <w:jc w:val="both"/>
+            </w:pPr>
             <w:r>
               <w:rPr>
-                <w:sz w:val="18"/>
+                <w:rFonts w:ascii="Times New Roman" w:hAnsi="Times New Roman" w:eastAsia="Times New Roman" w:cs="Times New Roman"/>
+                <w:b w:val="0"/>
+                <w:sz w:val="22"/>
               </w:rPr>
               <w:t>Сумма длительностей по критическому пути</w:t>
             </w:r>
@@ -1693,9 +2571,16 @@
             <w:tcW w:type="dxa" w:w="2880"/>
           </w:tcPr>
           <w:p>
+            <w:pPr>
+              <w:spacing w:line="360" w:lineRule="auto" w:before="0" w:after="0"/>
+              <w:ind w:firstLine="0"/>
+              <w:jc w:val="both"/>
+            </w:pPr>
             <w:r>
               <w:rPr>
-                <w:sz w:val="18"/>
+                <w:rFonts w:ascii="Times New Roman" w:hAnsi="Times New Roman" w:eastAsia="Times New Roman" w:cs="Times New Roman"/>
+                <w:b w:val="0"/>
+                <w:sz w:val="22"/>
               </w:rPr>
               <w:t>равна сроку проекта</w:t>
             </w:r>
@@ -1706,9 +2591,16 @@
             <w:tcW w:type="dxa" w:w="2880"/>
           </w:tcPr>
           <w:p>
+            <w:pPr>
+              <w:spacing w:line="360" w:lineRule="auto" w:before="0" w:after="0"/>
+              <w:ind w:firstLine="0"/>
+              <w:jc w:val="both"/>
+            </w:pPr>
             <w:r>
               <w:rPr>
-                <w:sz w:val="18"/>
+                <w:rFonts w:ascii="Times New Roman" w:hAnsi="Times New Roman" w:eastAsia="Times New Roman" w:cs="Times New Roman"/>
+                <w:b w:val="0"/>
+                <w:sz w:val="22"/>
               </w:rPr>
             </w:r>
           </w:p>
@@ -1720,9 +2612,16 @@
             <w:tcW w:type="dxa" w:w="2880"/>
           </w:tcPr>
           <w:p>
+            <w:pPr>
+              <w:spacing w:line="360" w:lineRule="auto" w:before="0" w:after="0"/>
+              <w:ind w:firstLine="0"/>
+              <w:jc w:val="both"/>
+            </w:pPr>
             <w:r>
               <w:rPr>
-                <w:sz w:val="18"/>
+                <w:rFonts w:ascii="Times New Roman" w:hAnsi="Times New Roman" w:eastAsia="Times New Roman" w:cs="Times New Roman"/>
+                <w:b w:val="0"/>
+                <w:sz w:val="22"/>
               </w:rPr>
               <w:t>Работы с нулевым резервом</w:t>
             </w:r>
@@ -1733,9 +2632,16 @@
             <w:tcW w:type="dxa" w:w="2880"/>
           </w:tcPr>
           <w:p>
+            <w:pPr>
+              <w:spacing w:line="360" w:lineRule="auto" w:before="0" w:after="0"/>
+              <w:ind w:firstLine="0"/>
+              <w:jc w:val="both"/>
+            </w:pPr>
             <w:r>
               <w:rPr>
-                <w:sz w:val="18"/>
+                <w:rFonts w:ascii="Times New Roman" w:hAnsi="Times New Roman" w:eastAsia="Times New Roman" w:cs="Times New Roman"/>
+                <w:b w:val="0"/>
+                <w:sz w:val="22"/>
               </w:rPr>
               <w:t>образуют непрерывную цепочку</w:t>
             </w:r>
@@ -1746,9 +2652,16 @@
             <w:tcW w:type="dxa" w:w="2880"/>
           </w:tcPr>
           <w:p>
+            <w:pPr>
+              <w:spacing w:line="360" w:lineRule="auto" w:before="0" w:after="0"/>
+              <w:ind w:firstLine="0"/>
+              <w:jc w:val="both"/>
+            </w:pPr>
             <w:r>
               <w:rPr>
-                <w:sz w:val="18"/>
+                <w:rFonts w:ascii="Times New Roman" w:hAnsi="Times New Roman" w:eastAsia="Times New Roman" w:cs="Times New Roman"/>
+                <w:b w:val="0"/>
+                <w:sz w:val="22"/>
               </w:rPr>
             </w:r>
           </w:p>
@@ -1760,9 +2673,16 @@
             <w:tcW w:type="dxa" w:w="2880"/>
           </w:tcPr>
           <w:p>
+            <w:pPr>
+              <w:spacing w:line="360" w:lineRule="auto" w:before="0" w:after="0"/>
+              <w:ind w:firstLine="0"/>
+              <w:jc w:val="both"/>
+            </w:pPr>
             <w:r>
               <w:rPr>
-                <w:sz w:val="18"/>
+                <w:rFonts w:ascii="Times New Roman" w:hAnsi="Times New Roman" w:eastAsia="Times New Roman" w:cs="Times New Roman"/>
+                <w:b w:val="0"/>
+                <w:sz w:val="22"/>
               </w:rPr>
               <w:t>Все пакеты имеют результат</w:t>
             </w:r>
@@ -1773,9 +2693,16 @@
             <w:tcW w:type="dxa" w:w="2880"/>
           </w:tcPr>
           <w:p>
+            <w:pPr>
+              <w:spacing w:line="360" w:lineRule="auto" w:before="0" w:after="0"/>
+              <w:ind w:firstLine="0"/>
+              <w:jc w:val="both"/>
+            </w:pPr>
             <w:r>
               <w:rPr>
-                <w:sz w:val="18"/>
+                <w:rFonts w:ascii="Times New Roman" w:hAnsi="Times New Roman" w:eastAsia="Times New Roman" w:cs="Times New Roman"/>
+                <w:b w:val="0"/>
+                <w:sz w:val="22"/>
               </w:rPr>
               <w:t>да</w:t>
             </w:r>
@@ -1786,9 +2713,16 @@
             <w:tcW w:type="dxa" w:w="2880"/>
           </w:tcPr>
           <w:p>
+            <w:pPr>
+              <w:spacing w:line="360" w:lineRule="auto" w:before="0" w:after="0"/>
+              <w:ind w:firstLine="0"/>
+              <w:jc w:val="both"/>
+            </w:pPr>
             <w:r>
               <w:rPr>
-                <w:sz w:val="18"/>
+                <w:rFonts w:ascii="Times New Roman" w:hAnsi="Times New Roman" w:eastAsia="Times New Roman" w:cs="Times New Roman"/>
+                <w:b w:val="0"/>
+                <w:sz w:val="22"/>
               </w:rPr>
             </w:r>
           </w:p>
@@ -1800,9 +2734,16 @@
             <w:tcW w:type="dxa" w:w="2880"/>
           </w:tcPr>
           <w:p>
+            <w:pPr>
+              <w:spacing w:line="360" w:lineRule="auto" w:before="0" w:after="0"/>
+              <w:ind w:firstLine="0"/>
+              <w:jc w:val="both"/>
+            </w:pPr>
             <w:r>
               <w:rPr>
-                <w:sz w:val="18"/>
+                <w:rFonts w:ascii="Times New Roman" w:hAnsi="Times New Roman" w:eastAsia="Times New Roman" w:cs="Times New Roman"/>
+                <w:b w:val="0"/>
+                <w:sz w:val="22"/>
               </w:rPr>
               <w:t>У каждой работы есть предшественник или старт</w:t>
             </w:r>
@@ -1813,9 +2754,16 @@
             <w:tcW w:type="dxa" w:w="2880"/>
           </w:tcPr>
           <w:p>
+            <w:pPr>
+              <w:spacing w:line="360" w:lineRule="auto" w:before="0" w:after="0"/>
+              <w:ind w:firstLine="0"/>
+              <w:jc w:val="both"/>
+            </w:pPr>
             <w:r>
               <w:rPr>
-                <w:sz w:val="18"/>
+                <w:rFonts w:ascii="Times New Roman" w:hAnsi="Times New Roman" w:eastAsia="Times New Roman" w:cs="Times New Roman"/>
+                <w:b w:val="0"/>
+                <w:sz w:val="22"/>
               </w:rPr>
               <w:t>да</w:t>
             </w:r>
@@ -1826,9 +2774,16 @@
             <w:tcW w:type="dxa" w:w="2880"/>
           </w:tcPr>
           <w:p>
+            <w:pPr>
+              <w:spacing w:line="360" w:lineRule="auto" w:before="0" w:after="0"/>
+              <w:ind w:firstLine="0"/>
+              <w:jc w:val="both"/>
+            </w:pPr>
             <w:r>
               <w:rPr>
-                <w:sz w:val="18"/>
+                <w:rFonts w:ascii="Times New Roman" w:hAnsi="Times New Roman" w:eastAsia="Times New Roman" w:cs="Times New Roman"/>
+                <w:b w:val="0"/>
+                <w:sz w:val="22"/>
               </w:rPr>
             </w:r>
           </w:p>
@@ -1837,72 +2792,120 @@
     </w:tbl>
     <w:p/>
     <w:p>
+      <w:pPr>
+        <w:pStyle w:val="Heading1"/>
+        <w:keepNext/>
+        <w:keepLines/>
+        <w:spacing w:line="240" w:lineRule="auto" w:before="240" w:after="0"/>
+        <w:ind w:left="0" w:firstLine="0"/>
+        <w:jc w:val="both"/>
+      </w:pPr>
       <w:r>
         <w:rPr>
-          <w:b/>
+          <w:rFonts w:ascii="Times New Roman" w:hAnsi="Times New Roman" w:eastAsia="Times New Roman" w:cs="Times New Roman"/>
+          <w:b w:val="0"/>
           <w:i w:val="0"/>
-          <w:sz w:val="24"/>
+          <w:sz w:val="28"/>
         </w:rPr>
         <w:t>Контрольные вопросы</w:t>
       </w:r>
     </w:p>
     <w:p>
+      <w:pPr>
+        <w:spacing w:line="360" w:lineRule="auto" w:before="0" w:after="0"/>
+        <w:ind w:firstLine="709"/>
+        <w:jc w:val="both"/>
+      </w:pPr>
       <w:r>
         <w:rPr>
+          <w:rFonts w:ascii="Times New Roman" w:hAnsi="Times New Roman" w:eastAsia="Times New Roman" w:cs="Times New Roman"/>
           <w:b w:val="0"/>
           <w:i w:val="0"/>
-          <w:sz w:val="24"/>
+          <w:sz w:val="28"/>
         </w:rPr>
         <w:t>1. Почему WBS строится по результатам, а не по действиям?</w:t>
       </w:r>
     </w:p>
     <w:p>
+      <w:pPr>
+        <w:spacing w:line="360" w:lineRule="auto" w:before="0" w:after="0"/>
+        <w:ind w:firstLine="709"/>
+        <w:jc w:val="both"/>
+      </w:pPr>
       <w:r>
         <w:rPr>
+          <w:rFonts w:ascii="Times New Roman" w:hAnsi="Times New Roman" w:eastAsia="Times New Roman" w:cs="Times New Roman"/>
           <w:b w:val="0"/>
           <w:i w:val="0"/>
-          <w:sz w:val="24"/>
+          <w:sz w:val="28"/>
         </w:rPr>
         <w:t>2. Что означает правило 100 процентов?</w:t>
       </w:r>
     </w:p>
     <w:p>
+      <w:pPr>
+        <w:spacing w:line="360" w:lineRule="auto" w:before="0" w:after="0"/>
+        <w:ind w:firstLine="709"/>
+        <w:jc w:val="both"/>
+      </w:pPr>
       <w:r>
         <w:rPr>
+          <w:rFonts w:ascii="Times New Roman" w:hAnsi="Times New Roman" w:eastAsia="Times New Roman" w:cs="Times New Roman"/>
           <w:b w:val="0"/>
           <w:i w:val="0"/>
-          <w:sz w:val="24"/>
+          <w:sz w:val="28"/>
         </w:rPr>
         <w:t>3. Чем свободный резерв отличается от общего?</w:t>
       </w:r>
     </w:p>
     <w:p>
+      <w:pPr>
+        <w:spacing w:line="360" w:lineRule="auto" w:before="0" w:after="0"/>
+        <w:ind w:firstLine="709"/>
+        <w:jc w:val="both"/>
+      </w:pPr>
       <w:r>
         <w:rPr>
+          <w:rFonts w:ascii="Times New Roman" w:hAnsi="Times New Roman" w:eastAsia="Times New Roman" w:cs="Times New Roman"/>
           <w:b w:val="0"/>
           <w:i w:val="0"/>
-          <w:sz w:val="24"/>
+          <w:sz w:val="28"/>
         </w:rPr>
         <w:t>4. Почему критический путь нельзя сокращать за счёт любой работы?</w:t>
       </w:r>
     </w:p>
     <w:p>
+      <w:pPr>
+        <w:spacing w:line="360" w:lineRule="auto" w:before="0" w:after="0"/>
+        <w:ind w:firstLine="709"/>
+        <w:jc w:val="both"/>
+      </w:pPr>
       <w:r>
         <w:rPr>
+          <w:rFonts w:ascii="Times New Roman" w:hAnsi="Times New Roman" w:eastAsia="Times New Roman" w:cs="Times New Roman"/>
           <w:b w:val="0"/>
           <w:i w:val="0"/>
-          <w:sz w:val="24"/>
+          <w:sz w:val="28"/>
         </w:rPr>
         <w:t>5. Какая ошибка в Excel ломает диаграмму Ганта при сдвиге даты старта?</w:t>
       </w:r>
     </w:p>
     <w:p/>
     <w:p>
+      <w:pPr>
+        <w:pStyle w:val="Heading1"/>
+        <w:keepNext/>
+        <w:keepLines/>
+        <w:spacing w:line="240" w:lineRule="auto" w:before="240" w:after="0"/>
+        <w:ind w:left="0" w:firstLine="0"/>
+        <w:jc w:val="both"/>
+      </w:pPr>
       <w:r>
         <w:rPr>
-          <w:b/>
+          <w:rFonts w:ascii="Times New Roman" w:hAnsi="Times New Roman" w:eastAsia="Times New Roman" w:cs="Times New Roman"/>
+          <w:b w:val="0"/>
           <w:i w:val="0"/>
-          <w:sz w:val="24"/>
+          <w:sz w:val="28"/>
         </w:rPr>
         <w:t>Критерии оценки</w:t>
       </w:r>
@@ -1911,6 +2914,7 @@
       <w:tblPr>
         <w:tblStyle w:val="TableGrid"/>
         <w:tblW w:type="auto" w:w="0"/>
+        <w:tblLayout w:type="autofit"/>
         <w:tblLook w:firstColumn="1" w:firstRow="1" w:lastColumn="0" w:lastRow="0" w:noHBand="0" w:noVBand="1" w:val="04A0"/>
       </w:tblPr>
       <w:tblGrid>
@@ -1923,10 +2927,16 @@
             <w:tcW w:type="dxa" w:w="4320"/>
           </w:tcPr>
           <w:p>
+            <w:pPr>
+              <w:spacing w:line="360" w:lineRule="auto" w:before="0" w:after="0"/>
+              <w:ind w:firstLine="0"/>
+              <w:jc w:val="center"/>
+            </w:pPr>
             <w:r>
               <w:rPr>
+                <w:rFonts w:ascii="Times New Roman" w:hAnsi="Times New Roman" w:eastAsia="Times New Roman" w:cs="Times New Roman"/>
                 <w:b/>
-                <w:sz w:val="18"/>
+                <w:sz w:val="22"/>
               </w:rPr>
               <w:t>Балл</w:t>
             </w:r>
@@ -1937,10 +2947,16 @@
             <w:tcW w:type="dxa" w:w="4320"/>
           </w:tcPr>
           <w:p>
+            <w:pPr>
+              <w:spacing w:line="360" w:lineRule="auto" w:before="0" w:after="0"/>
+              <w:ind w:firstLine="0"/>
+              <w:jc w:val="center"/>
+            </w:pPr>
             <w:r>
               <w:rPr>
+                <w:rFonts w:ascii="Times New Roman" w:hAnsi="Times New Roman" w:eastAsia="Times New Roman" w:cs="Times New Roman"/>
                 <w:b/>
-                <w:sz w:val="18"/>
+                <w:sz w:val="22"/>
               </w:rPr>
               <w:t>Что должно быть сделано</w:t>
             </w:r>
@@ -1953,9 +2969,16 @@
             <w:tcW w:type="dxa" w:w="4320"/>
           </w:tcPr>
           <w:p>
+            <w:pPr>
+              <w:spacing w:line="360" w:lineRule="auto" w:before="0" w:after="0"/>
+              <w:ind w:firstLine="0"/>
+              <w:jc w:val="both"/>
+            </w:pPr>
             <w:r>
               <w:rPr>
-                <w:sz w:val="18"/>
+                <w:rFonts w:ascii="Times New Roman" w:hAnsi="Times New Roman" w:eastAsia="Times New Roman" w:cs="Times New Roman"/>
+                <w:b w:val="0"/>
+                <w:sz w:val="22"/>
               </w:rPr>
               <w:t>5</w:t>
             </w:r>
@@ -1966,9 +2989,16 @@
             <w:tcW w:type="dxa" w:w="4320"/>
           </w:tcPr>
           <w:p>
+            <w:pPr>
+              <w:spacing w:line="360" w:lineRule="auto" w:before="0" w:after="0"/>
+              <w:ind w:firstLine="0"/>
+              <w:jc w:val="both"/>
+            </w:pPr>
             <w:r>
               <w:rPr>
-                <w:sz w:val="18"/>
+                <w:rFonts w:ascii="Times New Roman" w:hAnsi="Times New Roman" w:eastAsia="Times New Roman" w:cs="Times New Roman"/>
+                <w:b w:val="0"/>
+                <w:sz w:val="22"/>
               </w:rPr>
               <w:t>WBS трёх уровней, не менее 14 пакетов, словарь заполнен, критический путь найден и совпадает со сроком, диаграмма Ганта построена и проверена.</w:t>
             </w:r>
@@ -1981,9 +3011,16 @@
             <w:tcW w:type="dxa" w:w="4320"/>
           </w:tcPr>
           <w:p>
+            <w:pPr>
+              <w:spacing w:line="360" w:lineRule="auto" w:before="0" w:after="0"/>
+              <w:ind w:firstLine="0"/>
+              <w:jc w:val="both"/>
+            </w:pPr>
             <w:r>
               <w:rPr>
-                <w:sz w:val="18"/>
+                <w:rFonts w:ascii="Times New Roman" w:hAnsi="Times New Roman" w:eastAsia="Times New Roman" w:cs="Times New Roman"/>
+                <w:b w:val="0"/>
+                <w:sz w:val="22"/>
               </w:rPr>
               <w:t>4</w:t>
             </w:r>
@@ -1994,9 +3031,16 @@
             <w:tcW w:type="dxa" w:w="4320"/>
           </w:tcPr>
           <w:p>
+            <w:pPr>
+              <w:spacing w:line="360" w:lineRule="auto" w:before="0" w:after="0"/>
+              <w:ind w:firstLine="0"/>
+              <w:jc w:val="both"/>
+            </w:pPr>
             <w:r>
               <w:rPr>
-                <w:sz w:val="18"/>
+                <w:rFonts w:ascii="Times New Roman" w:hAnsi="Times New Roman" w:eastAsia="Times New Roman" w:cs="Times New Roman"/>
+                <w:b w:val="0"/>
+                <w:sz w:val="22"/>
               </w:rPr>
               <w:t>WBS и Гантт готовы, словарь или проверка плана неполные.</w:t>
             </w:r>
@@ -2009,9 +3053,16 @@
             <w:tcW w:type="dxa" w:w="4320"/>
           </w:tcPr>
           <w:p>
+            <w:pPr>
+              <w:spacing w:line="360" w:lineRule="auto" w:before="0" w:after="0"/>
+              <w:ind w:firstLine="0"/>
+              <w:jc w:val="both"/>
+            </w:pPr>
             <w:r>
               <w:rPr>
-                <w:sz w:val="18"/>
+                <w:rFonts w:ascii="Times New Roman" w:hAnsi="Times New Roman" w:eastAsia="Times New Roman" w:cs="Times New Roman"/>
+                <w:b w:val="0"/>
+                <w:sz w:val="22"/>
               </w:rPr>
               <w:t>3</w:t>
             </w:r>
@@ -2022,9 +3073,16 @@
             <w:tcW w:type="dxa" w:w="4320"/>
           </w:tcPr>
           <w:p>
+            <w:pPr>
+              <w:spacing w:line="360" w:lineRule="auto" w:before="0" w:after="0"/>
+              <w:ind w:firstLine="0"/>
+              <w:jc w:val="both"/>
+            </w:pPr>
             <w:r>
               <w:rPr>
-                <w:sz w:val="18"/>
+                <w:rFonts w:ascii="Times New Roman" w:hAnsi="Times New Roman" w:eastAsia="Times New Roman" w:cs="Times New Roman"/>
+                <w:b w:val="0"/>
+                <w:sz w:val="22"/>
               </w:rPr>
               <w:t>WBS есть, критический путь найден с ошибкой, диаграмма построена частично.</w:t>
             </w:r>
@@ -2034,48 +3092,75 @@
     </w:tbl>
     <w:p/>
     <w:p>
+      <w:pPr>
+        <w:pStyle w:val="Heading1"/>
+        <w:keepNext/>
+        <w:keepLines/>
+        <w:spacing w:line="240" w:lineRule="auto" w:before="240" w:after="0"/>
+        <w:ind w:left="0" w:firstLine="0"/>
+        <w:jc w:val="both"/>
+      </w:pPr>
       <w:r>
         <w:rPr>
-          <w:b/>
+          <w:rFonts w:ascii="Times New Roman" w:hAnsi="Times New Roman" w:eastAsia="Times New Roman" w:cs="Times New Roman"/>
+          <w:b w:val="0"/>
           <w:i w:val="0"/>
-          <w:sz w:val="24"/>
+          <w:sz w:val="28"/>
         </w:rPr>
         <w:t>Вывод</w:t>
       </w:r>
     </w:p>
     <w:p>
+      <w:pPr>
+        <w:spacing w:line="360" w:lineRule="auto" w:before="0" w:after="0"/>
+        <w:ind w:firstLine="709"/>
+        <w:jc w:val="both"/>
+      </w:pPr>
       <w:r>
         <w:rPr>
+          <w:rFonts w:ascii="Times New Roman" w:hAnsi="Times New Roman" w:eastAsia="Times New Roman" w:cs="Times New Roman"/>
           <w:b w:val="0"/>
           <w:i w:val="0"/>
-          <w:sz w:val="24"/>
+          <w:sz w:val="28"/>
         </w:rPr>
         <w:t>________________________________________________________________________</w:t>
       </w:r>
     </w:p>
     <w:p>
+      <w:pPr>
+        <w:spacing w:line="360" w:lineRule="auto" w:before="0" w:after="0"/>
+        <w:ind w:firstLine="709"/>
+        <w:jc w:val="both"/>
+      </w:pPr>
       <w:r>
         <w:rPr>
+          <w:rFonts w:ascii="Times New Roman" w:hAnsi="Times New Roman" w:eastAsia="Times New Roman" w:cs="Times New Roman"/>
           <w:b w:val="0"/>
           <w:i w:val="0"/>
-          <w:sz w:val="24"/>
+          <w:sz w:val="28"/>
         </w:rPr>
         <w:t>________________________________________________________________________</w:t>
       </w:r>
     </w:p>
     <w:p>
+      <w:pPr>
+        <w:spacing w:line="360" w:lineRule="auto" w:before="0" w:after="0"/>
+        <w:ind w:firstLine="709"/>
+        <w:jc w:val="both"/>
+      </w:pPr>
       <w:r>
         <w:rPr>
+          <w:rFonts w:ascii="Times New Roman" w:hAnsi="Times New Roman" w:eastAsia="Times New Roman" w:cs="Times New Roman"/>
           <w:b w:val="0"/>
           <w:i w:val="0"/>
-          <w:sz w:val="24"/>
+          <w:sz w:val="28"/>
         </w:rPr>
         <w:t>________________________________________________________________________</w:t>
       </w:r>
     </w:p>
     <w:sectPr>
-      <w:pgSz w:w="12240" w:h="15840"/>
-      <w:pgMar w:top="1440" w:right="1800" w:bottom="1440" w:left="1800" w:header="720" w:footer="720" w:gutter="0"/>
+      <w:pgSz w:w="11906" w:h="16838"/>
+      <w:pgMar w:top="1134" w:right="850" w:bottom="1134" w:left="1701" w:header="720" w:footer="720" w:gutter="0"/>
       <w:cols w:space="720"/>
       <w:docGrid w:linePitch="360"/>
     </w:sectPr>
@@ -2446,9 +3531,14 @@
     <w:name w:val="Normal"/>
     <w:qFormat/>
     <w:rsid w:val="00FC693F"/>
+    <w:pPr>
+      <w:spacing w:line="360" w:lineRule="auto" w:before="0" w:after="0"/>
+      <w:ind w:firstLine="709"/>
+      <w:jc w:val="both"/>
+    </w:pPr>
     <w:rPr>
-      <w:rFonts w:ascii="Times New Roman" w:hAnsi="Times New Roman"/>
-      <w:sz w:val="24"/>
+      <w:rFonts w:ascii="Times New Roman" w:hAnsi="Times New Roman" w:eastAsia="Times New Roman" w:cs="Times New Roman"/>
+      <w:sz w:val="28"/>
     </w:rPr>
   </w:style>
   <w:style w:type="paragraph" w:styleId="Header">
@@ -2506,12 +3596,14 @@
     <w:pPr>
       <w:keepNext/>
       <w:keepLines/>
-      <w:spacing w:before="480" w:after="0"/>
+      <w:spacing w:before="240" w:after="0" w:line="240" w:lineRule="auto"/>
+      <w:ind w:left="0" w:firstLine="0"/>
+      <w:jc w:val="both"/>
       <w:outlineLvl w:val="0"/>
     </w:pPr>
     <w:rPr>
-      <w:rFonts w:asciiTheme="majorHAnsi" w:eastAsiaTheme="majorEastAsia" w:hAnsiTheme="majorHAnsi" w:cstheme="majorBidi"/>
-      <w:b/>
+      <w:rFonts w:asciiTheme="majorHAnsi" w:eastAsiaTheme="majorEastAsia" w:hAnsiTheme="majorHAnsi" w:cstheme="majorBidi" w:ascii="Times New Roman" w:hAnsi="Times New Roman" w:eastAsia="Times New Roman" w:cs="Times New Roman"/>
+      <w:b w:val="0"/>
       <w:bCs/>
       <w:color w:val="365F91" w:themeColor="accent1" w:themeShade="BF"/>
       <w:sz w:val="28"/>
@@ -2530,15 +3622,17 @@
     <w:pPr>
       <w:keepNext/>
       <w:keepLines/>
-      <w:spacing w:before="200" w:after="0"/>
+      <w:spacing w:before="40" w:after="0" w:line="240" w:lineRule="auto"/>
+      <w:ind w:left="0" w:firstLine="0"/>
+      <w:jc w:val="left"/>
       <w:outlineLvl w:val="1"/>
     </w:pPr>
     <w:rPr>
-      <w:rFonts w:asciiTheme="majorHAnsi" w:eastAsiaTheme="majorEastAsia" w:hAnsiTheme="majorHAnsi" w:cstheme="majorBidi"/>
+      <w:rFonts w:asciiTheme="majorHAnsi" w:eastAsiaTheme="majorEastAsia" w:hAnsiTheme="majorHAnsi" w:cstheme="majorBidi" w:ascii="Times New Roman" w:hAnsi="Times New Roman" w:eastAsia="Times New Roman" w:cs="Times New Roman"/>
       <w:b/>
       <w:bCs/>
       <w:color w:val="4F81BD" w:themeColor="accent1"/>
-      <w:sz w:val="26"/>
+      <w:sz w:val="28"/>
       <w:szCs w:val="26"/>
     </w:rPr>
   </w:style>
@@ -2868,9 +3962,14 @@
     <w:qFormat/>
     <w:rsid w:val="00FC693F"/>
     <w:pPr>
-      <w:ind w:left="720"/>
+      <w:spacing w:line="360" w:lineRule="auto" w:before="0" w:after="0"/>
+      <w:ind w:left="709" w:firstLine="0"/>
       <w:contextualSpacing/>
     </w:pPr>
+    <w:rPr>
+      <w:rFonts w:ascii="Times New Roman" w:hAnsi="Times New Roman" w:eastAsia="Times New Roman" w:cs="Times New Roman"/>
+      <w:sz w:val="28"/>
+    </w:rPr>
   </w:style>
   <w:style w:type="paragraph" w:styleId="BodyText">
     <w:name w:val="Body Text"/>

--- a/courses/3/project-management/dist/reports/PM_practice-03_report-template.docx
+++ b/courses/3/project-management/dist/reports/PM_practice-03_report-template.docx
@@ -13,6 +13,7 @@
           <w:rFonts w:ascii="Times New Roman" w:hAnsi="Times New Roman" w:eastAsia="Times New Roman" w:cs="Times New Roman"/>
           <w:b/>
           <w:i w:val="0"/>
+          <w:color w:val="000000"/>
           <w:sz w:val="28"/>
         </w:rPr>
         <w:t>Управление проектами (МДК.03.02)</w:t>
@@ -29,6 +30,7 @@
           <w:rFonts w:ascii="Times New Roman" w:hAnsi="Times New Roman" w:eastAsia="Times New Roman" w:cs="Times New Roman"/>
           <w:b/>
           <w:i w:val="0"/>
+          <w:color w:val="000000"/>
           <w:sz w:val="28"/>
         </w:rPr>
         <w:t>Практическая работа 3</w:t>
@@ -45,6 +47,7 @@
           <w:rFonts w:ascii="Times New Roman" w:hAnsi="Times New Roman" w:eastAsia="Times New Roman" w:cs="Times New Roman"/>
           <w:b w:val="0"/>
           <w:i w:val="0"/>
+          <w:color w:val="000000"/>
           <w:sz w:val="28"/>
         </w:rPr>
         <w:t>WBS и диаграмма Ганта в Excel</w:t>
@@ -62,6 +65,7 @@
           <w:rFonts w:ascii="Times New Roman" w:hAnsi="Times New Roman" w:eastAsia="Times New Roman" w:cs="Times New Roman"/>
           <w:b w:val="0"/>
           <w:i w:val="0"/>
+          <w:color w:val="000000"/>
           <w:sz w:val="28"/>
         </w:rPr>
         <w:t>ФИО студента: ______________________________________</w:t>
@@ -78,6 +82,7 @@
           <w:rFonts w:ascii="Times New Roman" w:hAnsi="Times New Roman" w:eastAsia="Times New Roman" w:cs="Times New Roman"/>
           <w:b w:val="0"/>
           <w:i w:val="0"/>
+          <w:color w:val="000000"/>
           <w:sz w:val="28"/>
         </w:rPr>
         <w:t>Группа: ______________________  Дата: _______________</w:t>
@@ -94,6 +99,7 @@
           <w:rFonts w:ascii="Times New Roman" w:hAnsi="Times New Roman" w:eastAsia="Times New Roman" w:cs="Times New Roman"/>
           <w:b w:val="0"/>
           <w:i w:val="0"/>
+          <w:color w:val="000000"/>
           <w:sz w:val="28"/>
         </w:rPr>
         <w:t>Проект: ____________________________________________</w:t>
@@ -105,6 +111,7 @@
         <w:pStyle w:val="Heading1"/>
         <w:keepNext/>
         <w:keepLines/>
+        <w:pageBreakBefore/>
         <w:spacing w:line="240" w:lineRule="auto" w:before="240" w:after="0"/>
         <w:ind w:left="0" w:firstLine="0"/>
         <w:jc w:val="both"/>
@@ -114,6 +121,7 @@
           <w:rFonts w:ascii="Times New Roman" w:hAnsi="Times New Roman" w:eastAsia="Times New Roman" w:cs="Times New Roman"/>
           <w:b w:val="0"/>
           <w:i w:val="0"/>
+          <w:color w:val="000000"/>
           <w:sz w:val="28"/>
         </w:rPr>
         <w:t>Цель работы</w:t>
@@ -130,6 +138,7 @@
           <w:rFonts w:ascii="Times New Roman" w:hAnsi="Times New Roman" w:eastAsia="Times New Roman" w:cs="Times New Roman"/>
           <w:b w:val="0"/>
           <w:i w:val="0"/>
+          <w:color w:val="000000"/>
           <w:sz w:val="28"/>
         </w:rPr>
         <w:t>Собрать и проверить проектный документ так, чтобы его мог понять новый участник команды и комиссия. Все решения должны опираться на числа и проверяемые факты.</w:t>
@@ -149,6 +158,7 @@
         <w:rPr>
           <w:rFonts w:ascii="Times New Roman" w:hAnsi="Times New Roman" w:eastAsia="Times New Roman" w:cs="Times New Roman"/>
           <w:b w:val="0"/>
+          <w:color w:val="000000"/>
           <w:sz w:val="28"/>
         </w:rPr>
         <w:t>Ход работы</w:t>
@@ -168,6 +178,7 @@
           <w:rFonts w:ascii="Times New Roman" w:hAnsi="Times New Roman" w:eastAsia="Times New Roman" w:cs="Times New Roman"/>
           <w:b/>
           <w:i w:val="0"/>
+          <w:color w:val="000000"/>
           <w:sz w:val="28"/>
         </w:rPr>
         <w:t>1. Дерево работ</w:t>
@@ -184,6 +195,7 @@
           <w:rFonts w:ascii="Times New Roman" w:hAnsi="Times New Roman" w:eastAsia="Times New Roman" w:cs="Times New Roman"/>
           <w:b w:val="0"/>
           <w:i w:val="0"/>
+          <w:color w:val="000000"/>
           <w:sz w:val="28"/>
         </w:rPr>
         <w:t>Корень дерева это результат проекта. Ветви верхнего уровня это крупные результаты, листья это пакеты работ с измеримым результатом.</w:t>
@@ -219,6 +231,7 @@
               <w:rPr>
                 <w:rFonts w:ascii="Times New Roman" w:hAnsi="Times New Roman" w:eastAsia="Times New Roman" w:cs="Times New Roman"/>
                 <w:b/>
+                <w:color w:val="000000"/>
                 <w:sz w:val="22"/>
               </w:rPr>
               <w:t>Код</w:t>
@@ -239,6 +252,7 @@
               <w:rPr>
                 <w:rFonts w:ascii="Times New Roman" w:hAnsi="Times New Roman" w:eastAsia="Times New Roman" w:cs="Times New Roman"/>
                 <w:b/>
+                <w:color w:val="000000"/>
                 <w:sz w:val="22"/>
               </w:rPr>
               <w:t>Уровень</w:t>
@@ -259,6 +273,7 @@
               <w:rPr>
                 <w:rFonts w:ascii="Times New Roman" w:hAnsi="Times New Roman" w:eastAsia="Times New Roman" w:cs="Times New Roman"/>
                 <w:b/>
+                <w:color w:val="000000"/>
                 <w:sz w:val="22"/>
               </w:rPr>
               <w:t>Название</w:t>
@@ -279,6 +294,7 @@
               <w:rPr>
                 <w:rFonts w:ascii="Times New Roman" w:hAnsi="Times New Roman" w:eastAsia="Times New Roman" w:cs="Times New Roman"/>
                 <w:b/>
+                <w:color w:val="000000"/>
                 <w:sz w:val="22"/>
               </w:rPr>
               <w:t>Результат пакета</w:t>
@@ -299,6 +315,7 @@
               <w:rPr>
                 <w:rFonts w:ascii="Times New Roman" w:hAnsi="Times New Roman" w:eastAsia="Times New Roman" w:cs="Times New Roman"/>
                 <w:b/>
+                <w:color w:val="000000"/>
                 <w:sz w:val="22"/>
               </w:rPr>
               <w:t>Ответственный</w:t>
@@ -319,6 +336,7 @@
               <w:rPr>
                 <w:rFonts w:ascii="Times New Roman" w:hAnsi="Times New Roman" w:eastAsia="Times New Roman" w:cs="Times New Roman"/>
                 <w:b/>
+                <w:color w:val="000000"/>
                 <w:sz w:val="22"/>
               </w:rPr>
               <w:t>Оценка, дни</w:t>
@@ -341,6 +359,7 @@
               <w:rPr>
                 <w:rFonts w:ascii="Times New Roman" w:hAnsi="Times New Roman" w:eastAsia="Times New Roman" w:cs="Times New Roman"/>
                 <w:b w:val="0"/>
+                <w:color w:val="000000"/>
                 <w:sz w:val="22"/>
               </w:rPr>
               <w:t>1</w:t>
@@ -361,6 +380,7 @@
               <w:rPr>
                 <w:rFonts w:ascii="Times New Roman" w:hAnsi="Times New Roman" w:eastAsia="Times New Roman" w:cs="Times New Roman"/>
                 <w:b w:val="0"/>
+                <w:color w:val="000000"/>
                 <w:sz w:val="22"/>
               </w:rPr>
               <w:t>1</w:t>
@@ -381,6 +401,7 @@
               <w:rPr>
                 <w:rFonts w:ascii="Times New Roman" w:hAnsi="Times New Roman" w:eastAsia="Times New Roman" w:cs="Times New Roman"/>
                 <w:b w:val="0"/>
+                <w:color w:val="000000"/>
                 <w:sz w:val="22"/>
               </w:rPr>
             </w:r>
@@ -400,6 +421,7 @@
               <w:rPr>
                 <w:rFonts w:ascii="Times New Roman" w:hAnsi="Times New Roman" w:eastAsia="Times New Roman" w:cs="Times New Roman"/>
                 <w:b w:val="0"/>
+                <w:color w:val="000000"/>
                 <w:sz w:val="22"/>
               </w:rPr>
             </w:r>
@@ -419,6 +441,7 @@
               <w:rPr>
                 <w:rFonts w:ascii="Times New Roman" w:hAnsi="Times New Roman" w:eastAsia="Times New Roman" w:cs="Times New Roman"/>
                 <w:b w:val="0"/>
+                <w:color w:val="000000"/>
                 <w:sz w:val="22"/>
               </w:rPr>
             </w:r>
@@ -438,6 +461,7 @@
               <w:rPr>
                 <w:rFonts w:ascii="Times New Roman" w:hAnsi="Times New Roman" w:eastAsia="Times New Roman" w:cs="Times New Roman"/>
                 <w:b w:val="0"/>
+                <w:color w:val="000000"/>
                 <w:sz w:val="22"/>
               </w:rPr>
             </w:r>
@@ -459,6 +483,7 @@
               <w:rPr>
                 <w:rFonts w:ascii="Times New Roman" w:hAnsi="Times New Roman" w:eastAsia="Times New Roman" w:cs="Times New Roman"/>
                 <w:b w:val="0"/>
+                <w:color w:val="000000"/>
                 <w:sz w:val="22"/>
               </w:rPr>
               <w:t>1.1</w:t>
@@ -479,6 +504,7 @@
               <w:rPr>
                 <w:rFonts w:ascii="Times New Roman" w:hAnsi="Times New Roman" w:eastAsia="Times New Roman" w:cs="Times New Roman"/>
                 <w:b w:val="0"/>
+                <w:color w:val="000000"/>
                 <w:sz w:val="22"/>
               </w:rPr>
               <w:t>2</w:t>
@@ -499,6 +525,7 @@
               <w:rPr>
                 <w:rFonts w:ascii="Times New Roman" w:hAnsi="Times New Roman" w:eastAsia="Times New Roman" w:cs="Times New Roman"/>
                 <w:b w:val="0"/>
+                <w:color w:val="000000"/>
                 <w:sz w:val="22"/>
               </w:rPr>
             </w:r>
@@ -518,6 +545,7 @@
               <w:rPr>
                 <w:rFonts w:ascii="Times New Roman" w:hAnsi="Times New Roman" w:eastAsia="Times New Roman" w:cs="Times New Roman"/>
                 <w:b w:val="0"/>
+                <w:color w:val="000000"/>
                 <w:sz w:val="22"/>
               </w:rPr>
             </w:r>
@@ -537,6 +565,7 @@
               <w:rPr>
                 <w:rFonts w:ascii="Times New Roman" w:hAnsi="Times New Roman" w:eastAsia="Times New Roman" w:cs="Times New Roman"/>
                 <w:b w:val="0"/>
+                <w:color w:val="000000"/>
                 <w:sz w:val="22"/>
               </w:rPr>
             </w:r>
@@ -556,6 +585,7 @@
               <w:rPr>
                 <w:rFonts w:ascii="Times New Roman" w:hAnsi="Times New Roman" w:eastAsia="Times New Roman" w:cs="Times New Roman"/>
                 <w:b w:val="0"/>
+                <w:color w:val="000000"/>
                 <w:sz w:val="22"/>
               </w:rPr>
             </w:r>
@@ -577,6 +607,7 @@
               <w:rPr>
                 <w:rFonts w:ascii="Times New Roman" w:hAnsi="Times New Roman" w:eastAsia="Times New Roman" w:cs="Times New Roman"/>
                 <w:b w:val="0"/>
+                <w:color w:val="000000"/>
                 <w:sz w:val="22"/>
               </w:rPr>
               <w:t>1.1.1</w:t>
@@ -597,6 +628,7 @@
               <w:rPr>
                 <w:rFonts w:ascii="Times New Roman" w:hAnsi="Times New Roman" w:eastAsia="Times New Roman" w:cs="Times New Roman"/>
                 <w:b w:val="0"/>
+                <w:color w:val="000000"/>
                 <w:sz w:val="22"/>
               </w:rPr>
               <w:t>3</w:t>
@@ -617,6 +649,7 @@
               <w:rPr>
                 <w:rFonts w:ascii="Times New Roman" w:hAnsi="Times New Roman" w:eastAsia="Times New Roman" w:cs="Times New Roman"/>
                 <w:b w:val="0"/>
+                <w:color w:val="000000"/>
                 <w:sz w:val="22"/>
               </w:rPr>
             </w:r>
@@ -636,6 +669,7 @@
               <w:rPr>
                 <w:rFonts w:ascii="Times New Roman" w:hAnsi="Times New Roman" w:eastAsia="Times New Roman" w:cs="Times New Roman"/>
                 <w:b w:val="0"/>
+                <w:color w:val="000000"/>
                 <w:sz w:val="22"/>
               </w:rPr>
             </w:r>
@@ -655,6 +689,7 @@
               <w:rPr>
                 <w:rFonts w:ascii="Times New Roman" w:hAnsi="Times New Roman" w:eastAsia="Times New Roman" w:cs="Times New Roman"/>
                 <w:b w:val="0"/>
+                <w:color w:val="000000"/>
                 <w:sz w:val="22"/>
               </w:rPr>
             </w:r>
@@ -674,6 +709,7 @@
               <w:rPr>
                 <w:rFonts w:ascii="Times New Roman" w:hAnsi="Times New Roman" w:eastAsia="Times New Roman" w:cs="Times New Roman"/>
                 <w:b w:val="0"/>
+                <w:color w:val="000000"/>
                 <w:sz w:val="22"/>
               </w:rPr>
             </w:r>
@@ -695,6 +731,7 @@
               <w:rPr>
                 <w:rFonts w:ascii="Times New Roman" w:hAnsi="Times New Roman" w:eastAsia="Times New Roman" w:cs="Times New Roman"/>
                 <w:b w:val="0"/>
+                <w:color w:val="000000"/>
                 <w:sz w:val="22"/>
               </w:rPr>
               <w:t>1.1.2</w:t>
@@ -715,6 +752,7 @@
               <w:rPr>
                 <w:rFonts w:ascii="Times New Roman" w:hAnsi="Times New Roman" w:eastAsia="Times New Roman" w:cs="Times New Roman"/>
                 <w:b w:val="0"/>
+                <w:color w:val="000000"/>
                 <w:sz w:val="22"/>
               </w:rPr>
               <w:t>3</w:t>
@@ -735,6 +773,7 @@
               <w:rPr>
                 <w:rFonts w:ascii="Times New Roman" w:hAnsi="Times New Roman" w:eastAsia="Times New Roman" w:cs="Times New Roman"/>
                 <w:b w:val="0"/>
+                <w:color w:val="000000"/>
                 <w:sz w:val="22"/>
               </w:rPr>
             </w:r>
@@ -754,6 +793,7 @@
               <w:rPr>
                 <w:rFonts w:ascii="Times New Roman" w:hAnsi="Times New Roman" w:eastAsia="Times New Roman" w:cs="Times New Roman"/>
                 <w:b w:val="0"/>
+                <w:color w:val="000000"/>
                 <w:sz w:val="22"/>
               </w:rPr>
             </w:r>
@@ -773,6 +813,7 @@
               <w:rPr>
                 <w:rFonts w:ascii="Times New Roman" w:hAnsi="Times New Roman" w:eastAsia="Times New Roman" w:cs="Times New Roman"/>
                 <w:b w:val="0"/>
+                <w:color w:val="000000"/>
                 <w:sz w:val="22"/>
               </w:rPr>
             </w:r>
@@ -792,6 +833,7 @@
               <w:rPr>
                 <w:rFonts w:ascii="Times New Roman" w:hAnsi="Times New Roman" w:eastAsia="Times New Roman" w:cs="Times New Roman"/>
                 <w:b w:val="0"/>
+                <w:color w:val="000000"/>
                 <w:sz w:val="22"/>
               </w:rPr>
             </w:r>
@@ -813,6 +855,7 @@
               <w:rPr>
                 <w:rFonts w:ascii="Times New Roman" w:hAnsi="Times New Roman" w:eastAsia="Times New Roman" w:cs="Times New Roman"/>
                 <w:b w:val="0"/>
+                <w:color w:val="000000"/>
                 <w:sz w:val="22"/>
               </w:rPr>
               <w:t>1.2</w:t>
@@ -833,6 +876,7 @@
               <w:rPr>
                 <w:rFonts w:ascii="Times New Roman" w:hAnsi="Times New Roman" w:eastAsia="Times New Roman" w:cs="Times New Roman"/>
                 <w:b w:val="0"/>
+                <w:color w:val="000000"/>
                 <w:sz w:val="22"/>
               </w:rPr>
               <w:t>2</w:t>
@@ -853,6 +897,7 @@
               <w:rPr>
                 <w:rFonts w:ascii="Times New Roman" w:hAnsi="Times New Roman" w:eastAsia="Times New Roman" w:cs="Times New Roman"/>
                 <w:b w:val="0"/>
+                <w:color w:val="000000"/>
                 <w:sz w:val="22"/>
               </w:rPr>
             </w:r>
@@ -872,6 +917,7 @@
               <w:rPr>
                 <w:rFonts w:ascii="Times New Roman" w:hAnsi="Times New Roman" w:eastAsia="Times New Roman" w:cs="Times New Roman"/>
                 <w:b w:val="0"/>
+                <w:color w:val="000000"/>
                 <w:sz w:val="22"/>
               </w:rPr>
             </w:r>
@@ -891,6 +937,7 @@
               <w:rPr>
                 <w:rFonts w:ascii="Times New Roman" w:hAnsi="Times New Roman" w:eastAsia="Times New Roman" w:cs="Times New Roman"/>
                 <w:b w:val="0"/>
+                <w:color w:val="000000"/>
                 <w:sz w:val="22"/>
               </w:rPr>
             </w:r>
@@ -910,6 +957,7 @@
               <w:rPr>
                 <w:rFonts w:ascii="Times New Roman" w:hAnsi="Times New Roman" w:eastAsia="Times New Roman" w:cs="Times New Roman"/>
                 <w:b w:val="0"/>
+                <w:color w:val="000000"/>
                 <w:sz w:val="22"/>
               </w:rPr>
             </w:r>
@@ -931,6 +979,7 @@
               <w:rPr>
                 <w:rFonts w:ascii="Times New Roman" w:hAnsi="Times New Roman" w:eastAsia="Times New Roman" w:cs="Times New Roman"/>
                 <w:b w:val="0"/>
+                <w:color w:val="000000"/>
                 <w:sz w:val="22"/>
               </w:rPr>
               <w:t>1.2.1</w:t>
@@ -951,6 +1000,7 @@
               <w:rPr>
                 <w:rFonts w:ascii="Times New Roman" w:hAnsi="Times New Roman" w:eastAsia="Times New Roman" w:cs="Times New Roman"/>
                 <w:b w:val="0"/>
+                <w:color w:val="000000"/>
                 <w:sz w:val="22"/>
               </w:rPr>
               <w:t>3</w:t>
@@ -971,6 +1021,7 @@
               <w:rPr>
                 <w:rFonts w:ascii="Times New Roman" w:hAnsi="Times New Roman" w:eastAsia="Times New Roman" w:cs="Times New Roman"/>
                 <w:b w:val="0"/>
+                <w:color w:val="000000"/>
                 <w:sz w:val="22"/>
               </w:rPr>
             </w:r>
@@ -990,6 +1041,7 @@
               <w:rPr>
                 <w:rFonts w:ascii="Times New Roman" w:hAnsi="Times New Roman" w:eastAsia="Times New Roman" w:cs="Times New Roman"/>
                 <w:b w:val="0"/>
+                <w:color w:val="000000"/>
                 <w:sz w:val="22"/>
               </w:rPr>
             </w:r>
@@ -1009,6 +1061,7 @@
               <w:rPr>
                 <w:rFonts w:ascii="Times New Roman" w:hAnsi="Times New Roman" w:eastAsia="Times New Roman" w:cs="Times New Roman"/>
                 <w:b w:val="0"/>
+                <w:color w:val="000000"/>
                 <w:sz w:val="22"/>
               </w:rPr>
             </w:r>
@@ -1028,6 +1081,7 @@
               <w:rPr>
                 <w:rFonts w:ascii="Times New Roman" w:hAnsi="Times New Roman" w:eastAsia="Times New Roman" w:cs="Times New Roman"/>
                 <w:b w:val="0"/>
+                <w:color w:val="000000"/>
                 <w:sz w:val="22"/>
               </w:rPr>
             </w:r>
@@ -1050,6 +1104,7 @@
           <w:rFonts w:ascii="Times New Roman" w:hAnsi="Times New Roman" w:eastAsia="Times New Roman" w:cs="Times New Roman"/>
           <w:b/>
           <w:i w:val="0"/>
+          <w:color w:val="000000"/>
           <w:sz w:val="28"/>
         </w:rPr>
         <w:t>2. Словарь работ</w:t>
@@ -1085,6 +1140,7 @@
               <w:rPr>
                 <w:rFonts w:ascii="Times New Roman" w:hAnsi="Times New Roman" w:eastAsia="Times New Roman" w:cs="Times New Roman"/>
                 <w:b/>
+                <w:color w:val="000000"/>
                 <w:sz w:val="22"/>
               </w:rPr>
               <w:t>Код</w:t>
@@ -1105,6 +1161,7 @@
               <w:rPr>
                 <w:rFonts w:ascii="Times New Roman" w:hAnsi="Times New Roman" w:eastAsia="Times New Roman" w:cs="Times New Roman"/>
                 <w:b/>
+                <w:color w:val="000000"/>
                 <w:sz w:val="22"/>
               </w:rPr>
               <w:t>Вход</w:t>
@@ -1125,6 +1182,7 @@
               <w:rPr>
                 <w:rFonts w:ascii="Times New Roman" w:hAnsi="Times New Roman" w:eastAsia="Times New Roman" w:cs="Times New Roman"/>
                 <w:b/>
+                <w:color w:val="000000"/>
                 <w:sz w:val="22"/>
               </w:rPr>
               <w:t>Работа</w:t>
@@ -1145,6 +1203,7 @@
               <w:rPr>
                 <w:rFonts w:ascii="Times New Roman" w:hAnsi="Times New Roman" w:eastAsia="Times New Roman" w:cs="Times New Roman"/>
                 <w:b/>
+                <w:color w:val="000000"/>
                 <w:sz w:val="22"/>
               </w:rPr>
               <w:t>Выход</w:t>
@@ -1165,6 +1224,7 @@
               <w:rPr>
                 <w:rFonts w:ascii="Times New Roman" w:hAnsi="Times New Roman" w:eastAsia="Times New Roman" w:cs="Times New Roman"/>
                 <w:b/>
+                <w:color w:val="000000"/>
                 <w:sz w:val="22"/>
               </w:rPr>
               <w:t>Критерий готовности</w:t>
@@ -1185,6 +1245,7 @@
               <w:rPr>
                 <w:rFonts w:ascii="Times New Roman" w:hAnsi="Times New Roman" w:eastAsia="Times New Roman" w:cs="Times New Roman"/>
                 <w:b/>
+                <w:color w:val="000000"/>
                 <w:sz w:val="22"/>
               </w:rPr>
               <w:t>Оценка</w:t>
@@ -1207,6 +1268,7 @@
               <w:rPr>
                 <w:rFonts w:ascii="Times New Roman" w:hAnsi="Times New Roman" w:eastAsia="Times New Roman" w:cs="Times New Roman"/>
                 <w:b w:val="0"/>
+                <w:color w:val="000000"/>
                 <w:sz w:val="22"/>
               </w:rPr>
             </w:r>
@@ -1226,6 +1288,7 @@
               <w:rPr>
                 <w:rFonts w:ascii="Times New Roman" w:hAnsi="Times New Roman" w:eastAsia="Times New Roman" w:cs="Times New Roman"/>
                 <w:b w:val="0"/>
+                <w:color w:val="000000"/>
                 <w:sz w:val="22"/>
               </w:rPr>
             </w:r>
@@ -1245,6 +1308,7 @@
               <w:rPr>
                 <w:rFonts w:ascii="Times New Roman" w:hAnsi="Times New Roman" w:eastAsia="Times New Roman" w:cs="Times New Roman"/>
                 <w:b w:val="0"/>
+                <w:color w:val="000000"/>
                 <w:sz w:val="22"/>
               </w:rPr>
             </w:r>
@@ -1264,6 +1328,7 @@
               <w:rPr>
                 <w:rFonts w:ascii="Times New Roman" w:hAnsi="Times New Roman" w:eastAsia="Times New Roman" w:cs="Times New Roman"/>
                 <w:b w:val="0"/>
+                <w:color w:val="000000"/>
                 <w:sz w:val="22"/>
               </w:rPr>
             </w:r>
@@ -1283,6 +1348,7 @@
               <w:rPr>
                 <w:rFonts w:ascii="Times New Roman" w:hAnsi="Times New Roman" w:eastAsia="Times New Roman" w:cs="Times New Roman"/>
                 <w:b w:val="0"/>
+                <w:color w:val="000000"/>
                 <w:sz w:val="22"/>
               </w:rPr>
             </w:r>
@@ -1302,6 +1368,7 @@
               <w:rPr>
                 <w:rFonts w:ascii="Times New Roman" w:hAnsi="Times New Roman" w:eastAsia="Times New Roman" w:cs="Times New Roman"/>
                 <w:b w:val="0"/>
+                <w:color w:val="000000"/>
                 <w:sz w:val="22"/>
               </w:rPr>
             </w:r>
@@ -1323,6 +1390,7 @@
               <w:rPr>
                 <w:rFonts w:ascii="Times New Roman" w:hAnsi="Times New Roman" w:eastAsia="Times New Roman" w:cs="Times New Roman"/>
                 <w:b w:val="0"/>
+                <w:color w:val="000000"/>
                 <w:sz w:val="22"/>
               </w:rPr>
             </w:r>
@@ -1342,6 +1410,7 @@
               <w:rPr>
                 <w:rFonts w:ascii="Times New Roman" w:hAnsi="Times New Roman" w:eastAsia="Times New Roman" w:cs="Times New Roman"/>
                 <w:b w:val="0"/>
+                <w:color w:val="000000"/>
                 <w:sz w:val="22"/>
               </w:rPr>
             </w:r>
@@ -1361,6 +1430,7 @@
               <w:rPr>
                 <w:rFonts w:ascii="Times New Roman" w:hAnsi="Times New Roman" w:eastAsia="Times New Roman" w:cs="Times New Roman"/>
                 <w:b w:val="0"/>
+                <w:color w:val="000000"/>
                 <w:sz w:val="22"/>
               </w:rPr>
             </w:r>
@@ -1380,6 +1450,7 @@
               <w:rPr>
                 <w:rFonts w:ascii="Times New Roman" w:hAnsi="Times New Roman" w:eastAsia="Times New Roman" w:cs="Times New Roman"/>
                 <w:b w:val="0"/>
+                <w:color w:val="000000"/>
                 <w:sz w:val="22"/>
               </w:rPr>
             </w:r>
@@ -1399,6 +1470,7 @@
               <w:rPr>
                 <w:rFonts w:ascii="Times New Roman" w:hAnsi="Times New Roman" w:eastAsia="Times New Roman" w:cs="Times New Roman"/>
                 <w:b w:val="0"/>
+                <w:color w:val="000000"/>
                 <w:sz w:val="22"/>
               </w:rPr>
             </w:r>
@@ -1418,6 +1490,7 @@
               <w:rPr>
                 <w:rFonts w:ascii="Times New Roman" w:hAnsi="Times New Roman" w:eastAsia="Times New Roman" w:cs="Times New Roman"/>
                 <w:b w:val="0"/>
+                <w:color w:val="000000"/>
                 <w:sz w:val="22"/>
               </w:rPr>
             </w:r>
@@ -1439,6 +1512,7 @@
               <w:rPr>
                 <w:rFonts w:ascii="Times New Roman" w:hAnsi="Times New Roman" w:eastAsia="Times New Roman" w:cs="Times New Roman"/>
                 <w:b w:val="0"/>
+                <w:color w:val="000000"/>
                 <w:sz w:val="22"/>
               </w:rPr>
             </w:r>
@@ -1458,6 +1532,7 @@
               <w:rPr>
                 <w:rFonts w:ascii="Times New Roman" w:hAnsi="Times New Roman" w:eastAsia="Times New Roman" w:cs="Times New Roman"/>
                 <w:b w:val="0"/>
+                <w:color w:val="000000"/>
                 <w:sz w:val="22"/>
               </w:rPr>
             </w:r>
@@ -1477,6 +1552,7 @@
               <w:rPr>
                 <w:rFonts w:ascii="Times New Roman" w:hAnsi="Times New Roman" w:eastAsia="Times New Roman" w:cs="Times New Roman"/>
                 <w:b w:val="0"/>
+                <w:color w:val="000000"/>
                 <w:sz w:val="22"/>
               </w:rPr>
             </w:r>
@@ -1496,6 +1572,7 @@
               <w:rPr>
                 <w:rFonts w:ascii="Times New Roman" w:hAnsi="Times New Roman" w:eastAsia="Times New Roman" w:cs="Times New Roman"/>
                 <w:b w:val="0"/>
+                <w:color w:val="000000"/>
                 <w:sz w:val="22"/>
               </w:rPr>
             </w:r>
@@ -1515,6 +1592,7 @@
               <w:rPr>
                 <w:rFonts w:ascii="Times New Roman" w:hAnsi="Times New Roman" w:eastAsia="Times New Roman" w:cs="Times New Roman"/>
                 <w:b w:val="0"/>
+                <w:color w:val="000000"/>
                 <w:sz w:val="22"/>
               </w:rPr>
             </w:r>
@@ -1534,6 +1612,7 @@
               <w:rPr>
                 <w:rFonts w:ascii="Times New Roman" w:hAnsi="Times New Roman" w:eastAsia="Times New Roman" w:cs="Times New Roman"/>
                 <w:b w:val="0"/>
+                <w:color w:val="000000"/>
                 <w:sz w:val="22"/>
               </w:rPr>
             </w:r>
@@ -1556,6 +1635,7 @@
           <w:rFonts w:ascii="Times New Roman" w:hAnsi="Times New Roman" w:eastAsia="Times New Roman" w:cs="Times New Roman"/>
           <w:b/>
           <w:i w:val="0"/>
+          <w:color w:val="000000"/>
           <w:sz w:val="28"/>
         </w:rPr>
         <w:t>3. Зависимости и критический путь</w:t>
@@ -1591,6 +1671,7 @@
               <w:rPr>
                 <w:rFonts w:ascii="Times New Roman" w:hAnsi="Times New Roman" w:eastAsia="Times New Roman" w:cs="Times New Roman"/>
                 <w:b/>
+                <w:color w:val="000000"/>
                 <w:sz w:val="22"/>
               </w:rPr>
               <w:t>Работа</w:t>
@@ -1611,6 +1692,7 @@
               <w:rPr>
                 <w:rFonts w:ascii="Times New Roman" w:hAnsi="Times New Roman" w:eastAsia="Times New Roman" w:cs="Times New Roman"/>
                 <w:b/>
+                <w:color w:val="000000"/>
                 <w:sz w:val="22"/>
               </w:rPr>
               <w:t>Предшественник</w:t>
@@ -1631,6 +1713,7 @@
               <w:rPr>
                 <w:rFonts w:ascii="Times New Roman" w:hAnsi="Times New Roman" w:eastAsia="Times New Roman" w:cs="Times New Roman"/>
                 <w:b/>
+                <w:color w:val="000000"/>
                 <w:sz w:val="22"/>
               </w:rPr>
               <w:t>Тип связи</w:t>
@@ -1651,6 +1734,7 @@
               <w:rPr>
                 <w:rFonts w:ascii="Times New Roman" w:hAnsi="Times New Roman" w:eastAsia="Times New Roman" w:cs="Times New Roman"/>
                 <w:b/>
+                <w:color w:val="000000"/>
                 <w:sz w:val="22"/>
               </w:rPr>
               <w:t>Длительность</w:t>
@@ -1671,6 +1755,7 @@
               <w:rPr>
                 <w:rFonts w:ascii="Times New Roman" w:hAnsi="Times New Roman" w:eastAsia="Times New Roman" w:cs="Times New Roman"/>
                 <w:b/>
+                <w:color w:val="000000"/>
                 <w:sz w:val="22"/>
               </w:rPr>
               <w:t>Раннее начало</w:t>
@@ -1691,6 +1776,7 @@
               <w:rPr>
                 <w:rFonts w:ascii="Times New Roman" w:hAnsi="Times New Roman" w:eastAsia="Times New Roman" w:cs="Times New Roman"/>
                 <w:b/>
+                <w:color w:val="000000"/>
                 <w:sz w:val="22"/>
               </w:rPr>
               <w:t>Резерв</w:t>
@@ -1713,6 +1799,7 @@
               <w:rPr>
                 <w:rFonts w:ascii="Times New Roman" w:hAnsi="Times New Roman" w:eastAsia="Times New Roman" w:cs="Times New Roman"/>
                 <w:b w:val="0"/>
+                <w:color w:val="000000"/>
                 <w:sz w:val="22"/>
               </w:rPr>
             </w:r>
@@ -1732,6 +1819,7 @@
               <w:rPr>
                 <w:rFonts w:ascii="Times New Roman" w:hAnsi="Times New Roman" w:eastAsia="Times New Roman" w:cs="Times New Roman"/>
                 <w:b w:val="0"/>
+                <w:color w:val="000000"/>
                 <w:sz w:val="22"/>
               </w:rPr>
             </w:r>
@@ -1751,6 +1839,7 @@
               <w:rPr>
                 <w:rFonts w:ascii="Times New Roman" w:hAnsi="Times New Roman" w:eastAsia="Times New Roman" w:cs="Times New Roman"/>
                 <w:b w:val="0"/>
+                <w:color w:val="000000"/>
                 <w:sz w:val="22"/>
               </w:rPr>
               <w:t>FS</w:t>
@@ -1771,6 +1860,7 @@
               <w:rPr>
                 <w:rFonts w:ascii="Times New Roman" w:hAnsi="Times New Roman" w:eastAsia="Times New Roman" w:cs="Times New Roman"/>
                 <w:b w:val="0"/>
+                <w:color w:val="000000"/>
                 <w:sz w:val="22"/>
               </w:rPr>
             </w:r>
@@ -1790,6 +1880,7 @@
               <w:rPr>
                 <w:rFonts w:ascii="Times New Roman" w:hAnsi="Times New Roman" w:eastAsia="Times New Roman" w:cs="Times New Roman"/>
                 <w:b w:val="0"/>
+                <w:color w:val="000000"/>
                 <w:sz w:val="22"/>
               </w:rPr>
             </w:r>
@@ -1809,6 +1900,7 @@
               <w:rPr>
                 <w:rFonts w:ascii="Times New Roman" w:hAnsi="Times New Roman" w:eastAsia="Times New Roman" w:cs="Times New Roman"/>
                 <w:b w:val="0"/>
+                <w:color w:val="000000"/>
                 <w:sz w:val="22"/>
               </w:rPr>
             </w:r>
@@ -1830,6 +1922,7 @@
               <w:rPr>
                 <w:rFonts w:ascii="Times New Roman" w:hAnsi="Times New Roman" w:eastAsia="Times New Roman" w:cs="Times New Roman"/>
                 <w:b w:val="0"/>
+                <w:color w:val="000000"/>
                 <w:sz w:val="22"/>
               </w:rPr>
             </w:r>
@@ -1849,6 +1942,7 @@
               <w:rPr>
                 <w:rFonts w:ascii="Times New Roman" w:hAnsi="Times New Roman" w:eastAsia="Times New Roman" w:cs="Times New Roman"/>
                 <w:b w:val="0"/>
+                <w:color w:val="000000"/>
                 <w:sz w:val="22"/>
               </w:rPr>
             </w:r>
@@ -1868,6 +1962,7 @@
               <w:rPr>
                 <w:rFonts w:ascii="Times New Roman" w:hAnsi="Times New Roman" w:eastAsia="Times New Roman" w:cs="Times New Roman"/>
                 <w:b w:val="0"/>
+                <w:color w:val="000000"/>
                 <w:sz w:val="22"/>
               </w:rPr>
               <w:t>FS</w:t>
@@ -1888,6 +1983,7 @@
               <w:rPr>
                 <w:rFonts w:ascii="Times New Roman" w:hAnsi="Times New Roman" w:eastAsia="Times New Roman" w:cs="Times New Roman"/>
                 <w:b w:val="0"/>
+                <w:color w:val="000000"/>
                 <w:sz w:val="22"/>
               </w:rPr>
             </w:r>
@@ -1907,6 +2003,7 @@
               <w:rPr>
                 <w:rFonts w:ascii="Times New Roman" w:hAnsi="Times New Roman" w:eastAsia="Times New Roman" w:cs="Times New Roman"/>
                 <w:b w:val="0"/>
+                <w:color w:val="000000"/>
                 <w:sz w:val="22"/>
               </w:rPr>
             </w:r>
@@ -1926,6 +2023,7 @@
               <w:rPr>
                 <w:rFonts w:ascii="Times New Roman" w:hAnsi="Times New Roman" w:eastAsia="Times New Roman" w:cs="Times New Roman"/>
                 <w:b w:val="0"/>
+                <w:color w:val="000000"/>
                 <w:sz w:val="22"/>
               </w:rPr>
             </w:r>
@@ -1947,6 +2045,7 @@
               <w:rPr>
                 <w:rFonts w:ascii="Times New Roman" w:hAnsi="Times New Roman" w:eastAsia="Times New Roman" w:cs="Times New Roman"/>
                 <w:b w:val="0"/>
+                <w:color w:val="000000"/>
                 <w:sz w:val="22"/>
               </w:rPr>
             </w:r>
@@ -1966,6 +2065,7 @@
               <w:rPr>
                 <w:rFonts w:ascii="Times New Roman" w:hAnsi="Times New Roman" w:eastAsia="Times New Roman" w:cs="Times New Roman"/>
                 <w:b w:val="0"/>
+                <w:color w:val="000000"/>
                 <w:sz w:val="22"/>
               </w:rPr>
             </w:r>
@@ -1985,6 +2085,7 @@
               <w:rPr>
                 <w:rFonts w:ascii="Times New Roman" w:hAnsi="Times New Roman" w:eastAsia="Times New Roman" w:cs="Times New Roman"/>
                 <w:b w:val="0"/>
+                <w:color w:val="000000"/>
                 <w:sz w:val="22"/>
               </w:rPr>
               <w:t>SS</w:t>
@@ -2005,6 +2106,7 @@
               <w:rPr>
                 <w:rFonts w:ascii="Times New Roman" w:hAnsi="Times New Roman" w:eastAsia="Times New Roman" w:cs="Times New Roman"/>
                 <w:b w:val="0"/>
+                <w:color w:val="000000"/>
                 <w:sz w:val="22"/>
               </w:rPr>
             </w:r>
@@ -2024,6 +2126,7 @@
               <w:rPr>
                 <w:rFonts w:ascii="Times New Roman" w:hAnsi="Times New Roman" w:eastAsia="Times New Roman" w:cs="Times New Roman"/>
                 <w:b w:val="0"/>
+                <w:color w:val="000000"/>
                 <w:sz w:val="22"/>
               </w:rPr>
             </w:r>
@@ -2043,6 +2146,7 @@
               <w:rPr>
                 <w:rFonts w:ascii="Times New Roman" w:hAnsi="Times New Roman" w:eastAsia="Times New Roman" w:cs="Times New Roman"/>
                 <w:b w:val="0"/>
+                <w:color w:val="000000"/>
                 <w:sz w:val="22"/>
               </w:rPr>
             </w:r>
@@ -2064,6 +2168,7 @@
               <w:rPr>
                 <w:rFonts w:ascii="Times New Roman" w:hAnsi="Times New Roman" w:eastAsia="Times New Roman" w:cs="Times New Roman"/>
                 <w:b w:val="0"/>
+                <w:color w:val="000000"/>
                 <w:sz w:val="22"/>
               </w:rPr>
             </w:r>
@@ -2083,6 +2188,7 @@
               <w:rPr>
                 <w:rFonts w:ascii="Times New Roman" w:hAnsi="Times New Roman" w:eastAsia="Times New Roman" w:cs="Times New Roman"/>
                 <w:b w:val="0"/>
+                <w:color w:val="000000"/>
                 <w:sz w:val="22"/>
               </w:rPr>
             </w:r>
@@ -2102,6 +2208,7 @@
               <w:rPr>
                 <w:rFonts w:ascii="Times New Roman" w:hAnsi="Times New Roman" w:eastAsia="Times New Roman" w:cs="Times New Roman"/>
                 <w:b w:val="0"/>
+                <w:color w:val="000000"/>
                 <w:sz w:val="22"/>
               </w:rPr>
               <w:t>FS</w:t>
@@ -2122,6 +2229,7 @@
               <w:rPr>
                 <w:rFonts w:ascii="Times New Roman" w:hAnsi="Times New Roman" w:eastAsia="Times New Roman" w:cs="Times New Roman"/>
                 <w:b w:val="0"/>
+                <w:color w:val="000000"/>
                 <w:sz w:val="22"/>
               </w:rPr>
             </w:r>
@@ -2141,6 +2249,7 @@
               <w:rPr>
                 <w:rFonts w:ascii="Times New Roman" w:hAnsi="Times New Roman" w:eastAsia="Times New Roman" w:cs="Times New Roman"/>
                 <w:b w:val="0"/>
+                <w:color w:val="000000"/>
                 <w:sz w:val="22"/>
               </w:rPr>
             </w:r>
@@ -2160,6 +2269,7 @@
               <w:rPr>
                 <w:rFonts w:ascii="Times New Roman" w:hAnsi="Times New Roman" w:eastAsia="Times New Roman" w:cs="Times New Roman"/>
                 <w:b w:val="0"/>
+                <w:color w:val="000000"/>
                 <w:sz w:val="22"/>
               </w:rPr>
             </w:r>
@@ -2181,6 +2291,7 @@
               <w:rPr>
                 <w:rFonts w:ascii="Times New Roman" w:hAnsi="Times New Roman" w:eastAsia="Times New Roman" w:cs="Times New Roman"/>
                 <w:b w:val="0"/>
+                <w:color w:val="000000"/>
                 <w:sz w:val="22"/>
               </w:rPr>
             </w:r>
@@ -2200,6 +2311,7 @@
               <w:rPr>
                 <w:rFonts w:ascii="Times New Roman" w:hAnsi="Times New Roman" w:eastAsia="Times New Roman" w:cs="Times New Roman"/>
                 <w:b w:val="0"/>
+                <w:color w:val="000000"/>
                 <w:sz w:val="22"/>
               </w:rPr>
             </w:r>
@@ -2219,6 +2331,7 @@
               <w:rPr>
                 <w:rFonts w:ascii="Times New Roman" w:hAnsi="Times New Roman" w:eastAsia="Times New Roman" w:cs="Times New Roman"/>
                 <w:b w:val="0"/>
+                <w:color w:val="000000"/>
                 <w:sz w:val="22"/>
               </w:rPr>
               <w:t>FS</w:t>
@@ -2239,6 +2352,7 @@
               <w:rPr>
                 <w:rFonts w:ascii="Times New Roman" w:hAnsi="Times New Roman" w:eastAsia="Times New Roman" w:cs="Times New Roman"/>
                 <w:b w:val="0"/>
+                <w:color w:val="000000"/>
                 <w:sz w:val="22"/>
               </w:rPr>
             </w:r>
@@ -2258,6 +2372,7 @@
               <w:rPr>
                 <w:rFonts w:ascii="Times New Roman" w:hAnsi="Times New Roman" w:eastAsia="Times New Roman" w:cs="Times New Roman"/>
                 <w:b w:val="0"/>
+                <w:color w:val="000000"/>
                 <w:sz w:val="22"/>
               </w:rPr>
             </w:r>
@@ -2277,6 +2392,7 @@
               <w:rPr>
                 <w:rFonts w:ascii="Times New Roman" w:hAnsi="Times New Roman" w:eastAsia="Times New Roman" w:cs="Times New Roman"/>
                 <w:b w:val="0"/>
+                <w:color w:val="000000"/>
                 <w:sz w:val="22"/>
               </w:rPr>
             </w:r>
@@ -2298,6 +2414,7 @@
               <w:rPr>
                 <w:rFonts w:ascii="Times New Roman" w:hAnsi="Times New Roman" w:eastAsia="Times New Roman" w:cs="Times New Roman"/>
                 <w:b w:val="0"/>
+                <w:color w:val="000000"/>
                 <w:sz w:val="22"/>
               </w:rPr>
             </w:r>
@@ -2317,6 +2434,7 @@
               <w:rPr>
                 <w:rFonts w:ascii="Times New Roman" w:hAnsi="Times New Roman" w:eastAsia="Times New Roman" w:cs="Times New Roman"/>
                 <w:b w:val="0"/>
+                <w:color w:val="000000"/>
                 <w:sz w:val="22"/>
               </w:rPr>
             </w:r>
@@ -2336,6 +2454,7 @@
               <w:rPr>
                 <w:rFonts w:ascii="Times New Roman" w:hAnsi="Times New Roman" w:eastAsia="Times New Roman" w:cs="Times New Roman"/>
                 <w:b w:val="0"/>
+                <w:color w:val="000000"/>
                 <w:sz w:val="22"/>
               </w:rPr>
               <w:t>FS</w:t>
@@ -2356,6 +2475,7 @@
               <w:rPr>
                 <w:rFonts w:ascii="Times New Roman" w:hAnsi="Times New Roman" w:eastAsia="Times New Roman" w:cs="Times New Roman"/>
                 <w:b w:val="0"/>
+                <w:color w:val="000000"/>
                 <w:sz w:val="22"/>
               </w:rPr>
             </w:r>
@@ -2375,6 +2495,7 @@
               <w:rPr>
                 <w:rFonts w:ascii="Times New Roman" w:hAnsi="Times New Roman" w:eastAsia="Times New Roman" w:cs="Times New Roman"/>
                 <w:b w:val="0"/>
+                <w:color w:val="000000"/>
                 <w:sz w:val="22"/>
               </w:rPr>
             </w:r>
@@ -2394,6 +2515,7 @@
               <w:rPr>
                 <w:rFonts w:ascii="Times New Roman" w:hAnsi="Times New Roman" w:eastAsia="Times New Roman" w:cs="Times New Roman"/>
                 <w:b w:val="0"/>
+                <w:color w:val="000000"/>
                 <w:sz w:val="22"/>
               </w:rPr>
             </w:r>
@@ -2416,6 +2538,7 @@
           <w:rFonts w:ascii="Times New Roman" w:hAnsi="Times New Roman" w:eastAsia="Times New Roman" w:cs="Times New Roman"/>
           <w:b/>
           <w:i w:val="0"/>
+          <w:color w:val="000000"/>
           <w:sz w:val="28"/>
         </w:rPr>
         <w:t>4. Диаграмма Ганта</w:t>
@@ -2432,6 +2555,7 @@
           <w:rFonts w:ascii="Times New Roman" w:hAnsi="Times New Roman" w:eastAsia="Times New Roman" w:cs="Times New Roman"/>
           <w:b w:val="0"/>
           <w:i w:val="0"/>
+          <w:color w:val="000000"/>
           <w:sz w:val="28"/>
         </w:rPr>
         <w:t>В Excel столбцы: задача, начало, длительность, окончание, предшественник. Полоса Ганта строится условным форматированием по дням. Базовая линия сохраняется копией листа.</w:t>
@@ -2447,6 +2571,7 @@
         <w:rPr>
           <w:rFonts w:ascii="Times New Roman" w:hAnsi="Times New Roman" w:eastAsia="Times New Roman" w:cs="Times New Roman"/>
           <w:i/>
+          <w:color w:val="000000"/>
           <w:sz w:val="28"/>
         </w:rPr>
         <w:t>[ Скриншот диаграммы Ганта: полосы, вехи, критический путь ]</w:t>
@@ -2466,6 +2591,7 @@
           <w:rFonts w:ascii="Times New Roman" w:hAnsi="Times New Roman" w:eastAsia="Times New Roman" w:cs="Times New Roman"/>
           <w:b/>
           <w:i w:val="0"/>
+          <w:color w:val="000000"/>
           <w:sz w:val="28"/>
         </w:rPr>
         <w:t>5. Проверка плана</w:t>
@@ -2498,6 +2624,7 @@
               <w:rPr>
                 <w:rFonts w:ascii="Times New Roman" w:hAnsi="Times New Roman" w:eastAsia="Times New Roman" w:cs="Times New Roman"/>
                 <w:b/>
+                <w:color w:val="000000"/>
                 <w:sz w:val="22"/>
               </w:rPr>
               <w:t>Проверка</w:t>
@@ -2518,6 +2645,7 @@
               <w:rPr>
                 <w:rFonts w:ascii="Times New Roman" w:hAnsi="Times New Roman" w:eastAsia="Times New Roman" w:cs="Times New Roman"/>
                 <w:b/>
+                <w:color w:val="000000"/>
                 <w:sz w:val="22"/>
               </w:rPr>
               <w:t>Ожидание</w:t>
@@ -2538,6 +2666,7 @@
               <w:rPr>
                 <w:rFonts w:ascii="Times New Roman" w:hAnsi="Times New Roman" w:eastAsia="Times New Roman" w:cs="Times New Roman"/>
                 <w:b/>
+                <w:color w:val="000000"/>
                 <w:sz w:val="22"/>
               </w:rPr>
               <w:t>Факт</w:t>
@@ -2560,6 +2689,7 @@
               <w:rPr>
                 <w:rFonts w:ascii="Times New Roman" w:hAnsi="Times New Roman" w:eastAsia="Times New Roman" w:cs="Times New Roman"/>
                 <w:b w:val="0"/>
+                <w:color w:val="000000"/>
                 <w:sz w:val="22"/>
               </w:rPr>
               <w:t>Сумма длительностей по критическому пути</w:t>
@@ -2580,6 +2710,7 @@
               <w:rPr>
                 <w:rFonts w:ascii="Times New Roman" w:hAnsi="Times New Roman" w:eastAsia="Times New Roman" w:cs="Times New Roman"/>
                 <w:b w:val="0"/>
+                <w:color w:val="000000"/>
                 <w:sz w:val="22"/>
               </w:rPr>
               <w:t>равна сроку проекта</w:t>
@@ -2600,6 +2731,7 @@
               <w:rPr>
                 <w:rFonts w:ascii="Times New Roman" w:hAnsi="Times New Roman" w:eastAsia="Times New Roman" w:cs="Times New Roman"/>
                 <w:b w:val="0"/>
+                <w:color w:val="000000"/>
                 <w:sz w:val="22"/>
               </w:rPr>
             </w:r>
@@ -2621,6 +2753,7 @@
               <w:rPr>
                 <w:rFonts w:ascii="Times New Roman" w:hAnsi="Times New Roman" w:eastAsia="Times New Roman" w:cs="Times New Roman"/>
                 <w:b w:val="0"/>
+                <w:color w:val="000000"/>
                 <w:sz w:val="22"/>
               </w:rPr>
               <w:t>Работы с нулевым резервом</w:t>
@@ -2641,6 +2774,7 @@
               <w:rPr>
                 <w:rFonts w:ascii="Times New Roman" w:hAnsi="Times New Roman" w:eastAsia="Times New Roman" w:cs="Times New Roman"/>
                 <w:b w:val="0"/>
+                <w:color w:val="000000"/>
                 <w:sz w:val="22"/>
               </w:rPr>
               <w:t>образуют непрерывную цепочку</w:t>
@@ -2661,6 +2795,7 @@
               <w:rPr>
                 <w:rFonts w:ascii="Times New Roman" w:hAnsi="Times New Roman" w:eastAsia="Times New Roman" w:cs="Times New Roman"/>
                 <w:b w:val="0"/>
+                <w:color w:val="000000"/>
                 <w:sz w:val="22"/>
               </w:rPr>
             </w:r>
@@ -2682,6 +2817,7 @@
               <w:rPr>
                 <w:rFonts w:ascii="Times New Roman" w:hAnsi="Times New Roman" w:eastAsia="Times New Roman" w:cs="Times New Roman"/>
                 <w:b w:val="0"/>
+                <w:color w:val="000000"/>
                 <w:sz w:val="22"/>
               </w:rPr>
               <w:t>Все пакеты имеют результат</w:t>
@@ -2702,6 +2838,7 @@
               <w:rPr>
                 <w:rFonts w:ascii="Times New Roman" w:hAnsi="Times New Roman" w:eastAsia="Times New Roman" w:cs="Times New Roman"/>
                 <w:b w:val="0"/>
+                <w:color w:val="000000"/>
                 <w:sz w:val="22"/>
               </w:rPr>
               <w:t>да</w:t>
@@ -2722,6 +2859,7 @@
               <w:rPr>
                 <w:rFonts w:ascii="Times New Roman" w:hAnsi="Times New Roman" w:eastAsia="Times New Roman" w:cs="Times New Roman"/>
                 <w:b w:val="0"/>
+                <w:color w:val="000000"/>
                 <w:sz w:val="22"/>
               </w:rPr>
             </w:r>
@@ -2743,6 +2881,7 @@
               <w:rPr>
                 <w:rFonts w:ascii="Times New Roman" w:hAnsi="Times New Roman" w:eastAsia="Times New Roman" w:cs="Times New Roman"/>
                 <w:b w:val="0"/>
+                <w:color w:val="000000"/>
                 <w:sz w:val="22"/>
               </w:rPr>
               <w:t>У каждой работы есть предшественник или старт</w:t>
@@ -2763,6 +2902,7 @@
               <w:rPr>
                 <w:rFonts w:ascii="Times New Roman" w:hAnsi="Times New Roman" w:eastAsia="Times New Roman" w:cs="Times New Roman"/>
                 <w:b w:val="0"/>
+                <w:color w:val="000000"/>
                 <w:sz w:val="22"/>
               </w:rPr>
               <w:t>да</w:t>
@@ -2783,6 +2923,7 @@
               <w:rPr>
                 <w:rFonts w:ascii="Times New Roman" w:hAnsi="Times New Roman" w:eastAsia="Times New Roman" w:cs="Times New Roman"/>
                 <w:b w:val="0"/>
+                <w:color w:val="000000"/>
                 <w:sz w:val="22"/>
               </w:rPr>
             </w:r>
@@ -2805,6 +2946,7 @@
           <w:rFonts w:ascii="Times New Roman" w:hAnsi="Times New Roman" w:eastAsia="Times New Roman" w:cs="Times New Roman"/>
           <w:b w:val="0"/>
           <w:i w:val="0"/>
+          <w:color w:val="000000"/>
           <w:sz w:val="28"/>
         </w:rPr>
         <w:t>Контрольные вопросы</w:t>
@@ -2821,6 +2963,7 @@
           <w:rFonts w:ascii="Times New Roman" w:hAnsi="Times New Roman" w:eastAsia="Times New Roman" w:cs="Times New Roman"/>
           <w:b w:val="0"/>
           <w:i w:val="0"/>
+          <w:color w:val="000000"/>
           <w:sz w:val="28"/>
         </w:rPr>
         <w:t>1. Почему WBS строится по результатам, а не по действиям?</w:t>
@@ -2837,6 +2980,7 @@
           <w:rFonts w:ascii="Times New Roman" w:hAnsi="Times New Roman" w:eastAsia="Times New Roman" w:cs="Times New Roman"/>
           <w:b w:val="0"/>
           <w:i w:val="0"/>
+          <w:color w:val="000000"/>
           <w:sz w:val="28"/>
         </w:rPr>
         <w:t>2. Что означает правило 100 процентов?</w:t>
@@ -2853,6 +2997,7 @@
           <w:rFonts w:ascii="Times New Roman" w:hAnsi="Times New Roman" w:eastAsia="Times New Roman" w:cs="Times New Roman"/>
           <w:b w:val="0"/>
           <w:i w:val="0"/>
+          <w:color w:val="000000"/>
           <w:sz w:val="28"/>
         </w:rPr>
         <w:t>3. Чем свободный резерв отличается от общего?</w:t>
@@ -2869,6 +3014,7 @@
           <w:rFonts w:ascii="Times New Roman" w:hAnsi="Times New Roman" w:eastAsia="Times New Roman" w:cs="Times New Roman"/>
           <w:b w:val="0"/>
           <w:i w:val="0"/>
+          <w:color w:val="000000"/>
           <w:sz w:val="28"/>
         </w:rPr>
         <w:t>4. Почему критический путь нельзя сокращать за счёт любой работы?</w:t>
@@ -2885,6 +3031,7 @@
           <w:rFonts w:ascii="Times New Roman" w:hAnsi="Times New Roman" w:eastAsia="Times New Roman" w:cs="Times New Roman"/>
           <w:b w:val="0"/>
           <w:i w:val="0"/>
+          <w:color w:val="000000"/>
           <w:sz w:val="28"/>
         </w:rPr>
         <w:t>5. Какая ошибка в Excel ломает диаграмму Ганта при сдвиге даты старта?</w:t>
@@ -2905,6 +3052,7 @@
           <w:rFonts w:ascii="Times New Roman" w:hAnsi="Times New Roman" w:eastAsia="Times New Roman" w:cs="Times New Roman"/>
           <w:b w:val="0"/>
           <w:i w:val="0"/>
+          <w:color w:val="000000"/>
           <w:sz w:val="28"/>
         </w:rPr>
         <w:t>Критерии оценки</w:t>
@@ -2936,6 +3084,7 @@
               <w:rPr>
                 <w:rFonts w:ascii="Times New Roman" w:hAnsi="Times New Roman" w:eastAsia="Times New Roman" w:cs="Times New Roman"/>
                 <w:b/>
+                <w:color w:val="000000"/>
                 <w:sz w:val="22"/>
               </w:rPr>
               <w:t>Балл</w:t>
@@ -2956,6 +3105,7 @@
               <w:rPr>
                 <w:rFonts w:ascii="Times New Roman" w:hAnsi="Times New Roman" w:eastAsia="Times New Roman" w:cs="Times New Roman"/>
                 <w:b/>
+                <w:color w:val="000000"/>
                 <w:sz w:val="22"/>
               </w:rPr>
               <w:t>Что должно быть сделано</w:t>
@@ -2978,6 +3128,7 @@
               <w:rPr>
                 <w:rFonts w:ascii="Times New Roman" w:hAnsi="Times New Roman" w:eastAsia="Times New Roman" w:cs="Times New Roman"/>
                 <w:b w:val="0"/>
+                <w:color w:val="000000"/>
                 <w:sz w:val="22"/>
               </w:rPr>
               <w:t>5</w:t>
@@ -2998,6 +3149,7 @@
               <w:rPr>
                 <w:rFonts w:ascii="Times New Roman" w:hAnsi="Times New Roman" w:eastAsia="Times New Roman" w:cs="Times New Roman"/>
                 <w:b w:val="0"/>
+                <w:color w:val="000000"/>
                 <w:sz w:val="22"/>
               </w:rPr>
               <w:t>WBS трёх уровней, не менее 14 пакетов, словарь заполнен, критический путь найден и совпадает со сроком, диаграмма Ганта построена и проверена.</w:t>
@@ -3020,6 +3172,7 @@
               <w:rPr>
                 <w:rFonts w:ascii="Times New Roman" w:hAnsi="Times New Roman" w:eastAsia="Times New Roman" w:cs="Times New Roman"/>
                 <w:b w:val="0"/>
+                <w:color w:val="000000"/>
                 <w:sz w:val="22"/>
               </w:rPr>
               <w:t>4</w:t>
@@ -3040,6 +3193,7 @@
               <w:rPr>
                 <w:rFonts w:ascii="Times New Roman" w:hAnsi="Times New Roman" w:eastAsia="Times New Roman" w:cs="Times New Roman"/>
                 <w:b w:val="0"/>
+                <w:color w:val="000000"/>
                 <w:sz w:val="22"/>
               </w:rPr>
               <w:t>WBS и Гантт готовы, словарь или проверка плана неполные.</w:t>
@@ -3062,6 +3216,7 @@
               <w:rPr>
                 <w:rFonts w:ascii="Times New Roman" w:hAnsi="Times New Roman" w:eastAsia="Times New Roman" w:cs="Times New Roman"/>
                 <w:b w:val="0"/>
+                <w:color w:val="000000"/>
                 <w:sz w:val="22"/>
               </w:rPr>
               <w:t>3</w:t>
@@ -3082,6 +3237,7 @@
               <w:rPr>
                 <w:rFonts w:ascii="Times New Roman" w:hAnsi="Times New Roman" w:eastAsia="Times New Roman" w:cs="Times New Roman"/>
                 <w:b w:val="0"/>
+                <w:color w:val="000000"/>
                 <w:sz w:val="22"/>
               </w:rPr>
               <w:t>WBS есть, критический путь найден с ошибкой, диаграмма построена частично.</w:t>
@@ -3105,6 +3261,7 @@
           <w:rFonts w:ascii="Times New Roman" w:hAnsi="Times New Roman" w:eastAsia="Times New Roman" w:cs="Times New Roman"/>
           <w:b w:val="0"/>
           <w:i w:val="0"/>
+          <w:color w:val="000000"/>
           <w:sz w:val="28"/>
         </w:rPr>
         <w:t>Вывод</w:t>
@@ -3121,9 +3278,9 @@
           <w:rFonts w:ascii="Times New Roman" w:hAnsi="Times New Roman" w:eastAsia="Times New Roman" w:cs="Times New Roman"/>
           <w:b w:val="0"/>
           <w:i w:val="0"/>
+          <w:color w:val="000000"/>
           <w:sz w:val="28"/>
         </w:rPr>
-        <w:t>________________________________________________________________________</w:t>
       </w:r>
     </w:p>
     <w:p>
@@ -3137,9 +3294,9 @@
           <w:rFonts w:ascii="Times New Roman" w:hAnsi="Times New Roman" w:eastAsia="Times New Roman" w:cs="Times New Roman"/>
           <w:b w:val="0"/>
           <w:i w:val="0"/>
+          <w:color w:val="000000"/>
           <w:sz w:val="28"/>
         </w:rPr>
-        <w:t>________________________________________________________________________</w:t>
       </w:r>
     </w:p>
     <w:p>
@@ -3153,9 +3310,9 @@
           <w:rFonts w:ascii="Times New Roman" w:hAnsi="Times New Roman" w:eastAsia="Times New Roman" w:cs="Times New Roman"/>
           <w:b w:val="0"/>
           <w:i w:val="0"/>
+          <w:color w:val="000000"/>
           <w:sz w:val="28"/>
         </w:rPr>
-        <w:t>________________________________________________________________________</w:t>
       </w:r>
     </w:p>
     <w:sectPr>
@@ -3538,6 +3695,7 @@
     </w:pPr>
     <w:rPr>
       <w:rFonts w:ascii="Times New Roman" w:hAnsi="Times New Roman" w:eastAsia="Times New Roman" w:cs="Times New Roman"/>
+      <w:color w:val="000000"/>
       <w:sz w:val="28"/>
     </w:rPr>
   </w:style>
@@ -3605,7 +3763,7 @@
       <w:rFonts w:asciiTheme="majorHAnsi" w:eastAsiaTheme="majorEastAsia" w:hAnsiTheme="majorHAnsi" w:cstheme="majorBidi" w:ascii="Times New Roman" w:hAnsi="Times New Roman" w:eastAsia="Times New Roman" w:cs="Times New Roman"/>
       <w:b w:val="0"/>
       <w:bCs/>
-      <w:color w:val="365F91" w:themeColor="accent1" w:themeShade="BF"/>
+      <w:color w:val="000000"/>
       <w:sz w:val="28"/>
       <w:szCs w:val="28"/>
     </w:rPr>
@@ -3631,7 +3789,7 @@
       <w:rFonts w:asciiTheme="majorHAnsi" w:eastAsiaTheme="majorEastAsia" w:hAnsiTheme="majorHAnsi" w:cstheme="majorBidi" w:ascii="Times New Roman" w:hAnsi="Times New Roman" w:eastAsia="Times New Roman" w:cs="Times New Roman"/>
       <w:b/>
       <w:bCs/>
-      <w:color w:val="4F81BD" w:themeColor="accent1"/>
+      <w:color w:val="000000"/>
       <w:sz w:val="28"/>
       <w:szCs w:val="26"/>
     </w:rPr>
@@ -3968,6 +4126,7 @@
     </w:pPr>
     <w:rPr>
       <w:rFonts w:ascii="Times New Roman" w:hAnsi="Times New Roman" w:eastAsia="Times New Roman" w:cs="Times New Roman"/>
+      <w:color w:val="000000"/>
       <w:sz w:val="28"/>
     </w:rPr>
   </w:style>
